--- a/_cv/CV_Elisabetta_Chisso_IT.docx
+++ b/_cv/CV_Elisabetta_Chisso_IT.docx
@@ -9,7 +9,7 @@
       </w:pPr>
       <w:r>
         <w:drawing>
-          <wp:anchor distT="0" distB="0" distL="0" distR="0" simplePos="0" allowOverlap="1" behindDoc="0" locked="0" layoutInCell="1" relativeHeight="971550">
+          <wp:anchor distT="0" distB="0" distL="0" distR="0" simplePos="0" allowOverlap="1" behindDoc="0" locked="0" layoutInCell="1" relativeHeight="933450">
             <wp:simplePos x="0" y="0"/>
             <wp:positionH relativeFrom="page">
               <wp:posOffset>576000</wp:posOffset>
@@ -17,7 +17,7 @@
             <wp:positionV relativeFrom="page">
               <wp:posOffset>504000</wp:posOffset>
             </wp:positionV>
-            <wp:extent cx="971550" cy="971550"/>
+            <wp:extent cx="933450" cy="933450"/>
             <wp:effectExtent t="0" r="0" b="0" l="0"/>
             <wp:wrapNone/>
             <wp:docPr id="1" name="" descr="" title=""/>
@@ -43,7 +43,7 @@
                   <pic:spPr bwMode="auto">
                     <a:xfrm>
                       <a:off x="0" y="0"/>
-                      <a:ext cx="971550" cy="971550"/>
+                      <a:ext cx="933450" cy="933450"/>
                     </a:xfrm>
                     <a:prstGeom prst="rect">
                       <a:avLst/>
@@ -70,13 +70,13 @@
         <w:tblLayout w:type="fixed"/>
       </w:tblPr>
       <w:tblGrid>
-        <w:gridCol w:w="1928"/>
-        <w:gridCol w:w="8164"/>
+        <w:gridCol w:w="1871"/>
+        <w:gridCol w:w="8221"/>
       </w:tblGrid>
       <w:tr>
         <w:tc>
           <w:tcPr>
-            <w:tcW w:type="dxa" w:w="1928"/>
+            <w:tcW w:type="dxa" w:w="1871"/>
             <w:tcBorders>
               <w:top w:val="none" w:color="FFFFFF" w:sz="0"/>
               <w:left w:val="none" w:color="FFFFFF" w:sz="0"/>
@@ -109,7 +109,7 @@
         </w:tc>
         <w:tc>
           <w:tcPr>
-            <w:tcW w:type="dxa" w:w="8164"/>
+            <w:tcW w:type="dxa" w:w="8221"/>
             <w:tcBorders>
               <w:top w:val="none" w:color="FFFFFF" w:sz="0"/>
               <w:left w:val="none" w:color="FFFFFF" w:sz="0"/>
@@ -127,7 +127,7 @@
           <w:p>
             <w:pPr>
               <w:keepLines/>
-              <w:spacing w:after="40" w:before="120" w:line="240"/>
+              <w:spacing w:after="40" w:before="100" w:line="240"/>
             </w:pPr>
             <w:r>
               <w:rPr>
@@ -143,7 +143,7 @@
           <w:p>
             <w:pPr>
               <w:keepLines/>
-              <w:spacing w:after="90" w:before="0" w:line="259"/>
+              <w:spacing w:after="80" w:before="0" w:line="259"/>
             </w:pPr>
             <w:r>
               <w:rPr>
@@ -196,7 +196,7 @@
               </w:rPr>
               <w:t xml:space="preserve">   ·   </w:t>
             </w:r>
-            <w:hyperlink w:history="1" r:id="rIdorfenfpjcl7927v_goop8">
+            <w:hyperlink w:history="1" r:id="rIdatftyvfhcjahjvil_qjef">
               <w:r>
                 <w:rPr>
                   <w:rFonts w:ascii="Figtree" w:cs="Figtree" w:eastAsia="Figtree" w:hAnsi="Figtree"/>
@@ -216,7 +216,7 @@
               </w:rPr>
               <w:t xml:space="preserve">   ·   </w:t>
             </w:r>
-            <w:hyperlink w:history="1" r:id="rIduj_age-idblytxoaiot__">
+            <w:hyperlink w:history="1" r:id="rIdujejh0ptyjuahkqsfwktt">
               <w:r>
                 <w:rPr>
                   <w:rFonts w:ascii="Figtree" w:cs="Figtree" w:eastAsia="Figtree" w:hAnsi="Figtree"/>
@@ -233,7 +233,7 @@
               <w:keepLines/>
               <w:spacing w:after="0" w:before="0" w:line="259"/>
             </w:pPr>
-            <w:hyperlink w:history="1" r:id="rIdqcr7zjwzsuclb7szzy4bd">
+            <w:hyperlink w:history="1" r:id="rIdh2jzvnz9pewix0gyxzw7m">
               <w:r>
                 <w:rPr>
                   <w:rFonts w:ascii="Figtree" w:cs="Figtree" w:eastAsia="Figtree" w:hAnsi="Figtree"/>
@@ -253,7 +253,7 @@
               </w:rPr>
               <w:t xml:space="preserve">   ·   </w:t>
             </w:r>
-            <w:hyperlink w:history="1" r:id="rIdmmh93nns1t3mrgjjpey-r">
+            <w:hyperlink w:history="1" r:id="rId77_aeeqtuvs7vpep3rgr3">
               <w:r>
                 <w:rPr>
                   <w:rFonts w:ascii="Figtree" w:cs="Figtree" w:eastAsia="Figtree" w:hAnsi="Figtree"/>
@@ -293,7 +293,7 @@
         <w:pBdr>
           <w:bottom w:val="single" w:color="E6E0E4" w:sz="4" w:space="4"/>
         </w:pBdr>
-        <w:spacing w:after="120" w:before="260" w:line="259"/>
+        <w:spacing w:after="110" w:before="220" w:line="259"/>
       </w:pPr>
       <w:r>
         <w:rPr>
@@ -318,13 +318,13 @@
           <w:sz w:val="19"/>
           <w:szCs w:val="19"/>
         </w:rPr>
-        <w:t xml:space="preserve">Un percorso nato nello sviluppo software, cresciuto nella sicurezza e nella gestione delle infrastrutture, oggi sempre più orientato alla governance IT. Metto la conoscenza tecnica al servizio delle scelte aziendali, con attenzione a rischi, costi e necessità operative.</w:t>
+        <w:t xml:space="preserve">Dallo sviluppo software alla sicurezza e alle infrastrutture IT, con un percorso sempre più orientato alla governance: metto la conoscenza tecnica al servizio delle scelte aziendali, con attenzione a rischi, costi e necessità operative.</w:t>
       </w:r>
     </w:p>
     <w:p>
       <w:pPr>
         <w:keepLines/>
-        <w:spacing w:after="120" w:before="0" w:line="259"/>
+        <w:spacing w:after="60" w:before="0" w:line="259"/>
       </w:pPr>
       <w:r>
         <w:rPr>
@@ -350,14 +350,14 @@
         <w:tblLayout w:type="fixed"/>
       </w:tblPr>
       <w:tblGrid>
-        <w:gridCol w:w="6407"/>
+        <w:gridCol w:w="6463"/>
         <w:gridCol w:w="510"/>
-        <w:gridCol w:w="3175"/>
+        <w:gridCol w:w="3119"/>
       </w:tblGrid>
       <w:tr>
         <w:tc>
           <w:tcPr>
-            <w:tcW w:type="dxa" w:w="6407"/>
+            <w:tcW w:type="dxa" w:w="6463"/>
             <w:tcBorders>
               <w:top w:val="none" w:color="FFFFFF" w:sz="0"/>
               <w:left w:val="none" w:color="FFFFFF" w:sz="0"/>
@@ -379,7 +379,7 @@
               <w:pBdr>
                 <w:bottom w:val="single" w:color="E6E0E4" w:sz="4" w:space="4"/>
               </w:pBdr>
-              <w:spacing w:after="120" w:before="120" w:line="259"/>
+              <w:spacing w:after="110" w:before="120" w:line="259"/>
             </w:pPr>
             <w:r>
               <w:rPr>
@@ -397,7 +397,7 @@
               <w:keepNext/>
               <w:keepLines/>
               <w:tabs>
-                <w:tab w:val="right" w:pos="6407"/>
+                <w:tab w:val="right" w:pos="6463"/>
               </w:tabs>
               <w:spacing w:after="0" w:before="0" w:line="259"/>
             </w:pPr>
@@ -434,21 +434,6 @@
                 <w:szCs w:val="18"/>
               </w:rPr>
               <w:t xml:space="preserve">Edge Group · Milano · Holding assicurativa</w:t>
-            </w:r>
-          </w:p>
-          <w:p>
-            <w:pPr>
-              <w:keepLines/>
-              <w:spacing w:after="40" w:before="0" w:line="259"/>
-            </w:pPr>
-            <w:r>
-              <w:rPr>
-                <w:rFonts w:ascii="Figtree" w:cs="Figtree" w:eastAsia="Figtree" w:hAnsi="Figtree"/>
-                <w:color w:val="5E5062"/>
-                <w:sz w:val="18"/>
-                <w:szCs w:val="18"/>
-              </w:rPr>
-              <w:t xml:space="preserve">Seguo la sicurezza e l’infrastruttura di due tenant Microsoft 365 per un gruppo di circa venti società e 350 utenti, affiancando alla gestione tecnica il coordinamento di fornitori, budget e procedure interne.</w:t>
             </w:r>
           </w:p>
           <w:p>
@@ -468,7 +453,7 @@
                 <w:sz w:val="18"/>
                 <w:szCs w:val="18"/>
               </w:rPr>
-              <w:t xml:space="preserve">Coordino la remediation a seguito dei VAPT interni ed esterni del 2026.</w:t>
+              <w:t xml:space="preserve">Sicurezza e infrastruttura di due tenant Microsoft 365 per circa 20 società e 350 persone, con il coordinamento di fornitori, budget e procedure.</w:t>
             </w:r>
           </w:p>
           <w:p>
@@ -488,7 +473,7 @@
                 <w:sz w:val="18"/>
                 <w:szCs w:val="18"/>
               </w:rPr>
-              <w:t xml:space="preserve">Ho configurato la collaborazione tra i tenant nel rispetto dei requisiti di segregazione legati alla compliance IVASS.</w:t>
+              <w:t xml:space="preserve">Integrazione dell’infrastruttura IT delle società acquisite: da una prima azienda di 100 persone a una ventina di società, incluse le migrazioni tra tenant e verso SharePoint.</w:t>
             </w:r>
           </w:p>
           <w:p>
@@ -508,7 +493,7 @@
                 <w:sz w:val="18"/>
                 <w:szCs w:val="18"/>
               </w:rPr>
-              <w:t xml:space="preserve">Ho seguito circa dieci integrazioni di società acquisite, dalla due diligence alle attività IT necessarie alla fusione.</w:t>
+              <w:t xml:space="preserve">Cybersecurity: penetration test, remediation dei VAPT 2026 e policy aziendali applicate con l’ecosistema Microsoft, nel rispetto della segregazione IVASS.</w:t>
             </w:r>
           </w:p>
           <w:p>
@@ -528,7 +513,51 @@
                 <w:sz w:val="18"/>
                 <w:szCs w:val="18"/>
               </w:rPr>
-              <w:t xml:space="preserve">Ho coordinato la registrazione in Intune di 200 dispositivi in tutta Italia e in diverse società del gruppo, e la distribuzione di 200 smartphone con Samsung Knox.</w:t>
+              <w:t xml:space="preserve">Registrazione in Intune di 200 dispositivi in tutta Italia e distribuzione di 200 smartphone con Samsung Knox.</w:t>
+            </w:r>
+          </w:p>
+          <w:p>
+            <w:pPr>
+              <w:keepNext/>
+              <w:keepLines/>
+              <w:tabs>
+                <w:tab w:val="right" w:pos="6463"/>
+              </w:tabs>
+              <w:spacing w:after="0" w:before="180" w:line="259"/>
+            </w:pPr>
+            <w:r>
+              <w:rPr>
+                <w:rFonts w:ascii="Figtree ExtraBold" w:cs="Figtree ExtraBold" w:eastAsia="Figtree ExtraBold" w:hAnsi="Figtree ExtraBold"/>
+                <w:color w:val="2A1A2E"/>
+                <w:sz w:val="20"/>
+                <w:szCs w:val="20"/>
+              </w:rPr>
+              <w:t xml:space="preserve">Full Stack Developer</w:t>
+            </w:r>
+            <w:r>
+              <w:rPr>
+                <w:rFonts w:ascii="Figtree" w:cs="Figtree" w:eastAsia="Figtree" w:hAnsi="Figtree"/>
+                <w:color w:val="5E5062"/>
+                <w:sz w:val="16"/>
+                <w:szCs w:val="16"/>
+              </w:rPr>
+              <w:t xml:space="preserve">	11/2022 – oggi</w:t>
+            </w:r>
+          </w:p>
+          <w:p>
+            <w:pPr>
+              <w:keepNext/>
+              <w:keepLines/>
+              <w:spacing w:after="50" w:before="0" w:line="259"/>
+            </w:pPr>
+            <w:r>
+              <w:rPr>
+                <w:rFonts w:ascii="Figtree SemiBold" w:cs="Figtree SemiBold" w:eastAsia="Figtree SemiBold" w:hAnsi="Figtree SemiBold"/>
+                <w:color w:val="C2366E"/>
+                <w:sz w:val="18"/>
+                <w:szCs w:val="18"/>
+              </w:rPr>
+              <w:t xml:space="preserve">Insureteach S.r.l. · Trieste · Formazione e software assicurativi</w:t>
             </w:r>
           </w:p>
           <w:p>
@@ -548,7 +577,7 @@
                 <w:sz w:val="18"/>
                 <w:szCs w:val="18"/>
               </w:rPr>
-              <w:t xml:space="preserve">Contribuisco alla definizione dei processi operativi, dall’onboarding alla gestione delle richieste di assistenza.</w:t>
+              <w:t xml:space="preserve">Sviluppo di YourSpace (gestione di clienti, polizze, sinistri e trattative) e di Insurelab (corsi e academy), dai requisiti al rilascio.</w:t>
             </w:r>
           </w:p>
           <w:p>
@@ -556,9 +585,9 @@
               <w:keepNext/>
               <w:keepLines/>
               <w:tabs>
-                <w:tab w:val="right" w:pos="6407"/>
+                <w:tab w:val="right" w:pos="6463"/>
               </w:tabs>
-              <w:spacing w:after="0" w:before="200" w:line="259"/>
+              <w:spacing w:after="0" w:before="180" w:line="259"/>
             </w:pPr>
             <w:r>
               <w:rPr>
@@ -567,7 +596,7 @@
                 <w:sz w:val="20"/>
                 <w:szCs w:val="20"/>
               </w:rPr>
-              <w:t xml:space="preserve">Full Stack Developer</w:t>
+              <w:t xml:space="preserve">IT Specialist</w:t>
             </w:r>
             <w:r>
               <w:rPr>
@@ -576,7 +605,7 @@
                 <w:sz w:val="16"/>
                 <w:szCs w:val="16"/>
               </w:rPr>
-              <w:t xml:space="preserve">	11/2022 – oggi</w:t>
+              <w:t xml:space="preserve">	11/2022 – 04/2026</w:t>
             </w:r>
           </w:p>
           <w:p>
@@ -592,100 +621,74 @@
                 <w:sz w:val="18"/>
                 <w:szCs w:val="18"/>
               </w:rPr>
-              <w:t xml:space="preserve">Insureteach S.r.l. · Trieste · Formazione e software assicurativi</w:t>
-            </w:r>
-          </w:p>
-          <w:p>
-            <w:pPr>
-              <w:keepLines/>
-              <w:spacing w:after="40" w:before="0" w:line="259"/>
-            </w:pPr>
-            <w:r>
-              <w:rPr>
-                <w:rFonts w:ascii="Figtree" w:cs="Figtree" w:eastAsia="Figtree" w:hAnsi="Figtree"/>
-                <w:color w:val="5E5062"/>
-                <w:sz w:val="18"/>
-                <w:szCs w:val="18"/>
-              </w:rPr>
-              <w:t xml:space="preserve">Ho seguito lo sviluppo di Insurelab, piattaforma dedicata a corsi e academy, e di YourSpace, piattaforma per la gestione dei processi assicurativi, dall’analisi dei requisiti al rilascio. Il ruolo comprende sviluppo backend e frontend e il confronto con gli utenti per tradurre le esigenze operative in funzionalità applicative.</w:t>
+              <w:t xml:space="preserve">Edge Broker · Trieste · Broker assicurativo</w:t>
+            </w:r>
+          </w:p>
+          <w:p>
+            <w:pPr>
+              <w:pStyle w:val="ListParagraph"/>
+              <w:keepLines/>
+              <w:numPr>
+                <w:ilvl w:val="0"/>
+                <w:numId w:val="2"/>
+              </w:numPr>
+              <w:spacing w:after="30" w:before="0" w:line="259"/>
+            </w:pPr>
+            <w:r>
+              <w:rPr>
+                <w:rFonts w:ascii="Figtree" w:cs="Figtree" w:eastAsia="Figtree" w:hAnsi="Figtree"/>
+                <w:color w:val="5E5062"/>
+                <w:sz w:val="18"/>
+                <w:szCs w:val="18"/>
+              </w:rPr>
+              <w:t xml:space="preserve">Gestione dei sistemi informativi e coordinamento di un progetto di cybersecurity basato sul NIST Cybersecurity Framework.</w:t>
             </w:r>
           </w:p>
           <w:p>
             <w:pPr>
               <w:keepNext/>
               <w:keepLines/>
-              <w:tabs>
-                <w:tab w:val="right" w:pos="6407"/>
-              </w:tabs>
-              <w:spacing w:after="0" w:before="200" w:line="259"/>
+              <w:pBdr>
+                <w:bottom w:val="single" w:color="E6E0E4" w:sz="4" w:space="4"/>
+              </w:pBdr>
+              <w:spacing w:after="110" w:before="260" w:line="259"/>
             </w:pPr>
             <w:r>
               <w:rPr>
                 <w:rFonts w:ascii="Figtree ExtraBold" w:cs="Figtree ExtraBold" w:eastAsia="Figtree ExtraBold" w:hAnsi="Figtree ExtraBold"/>
-                <w:color w:val="2A1A2E"/>
-                <w:sz w:val="20"/>
-                <w:szCs w:val="20"/>
-              </w:rPr>
-              <w:t xml:space="preserve">IT Specialist</w:t>
-            </w:r>
-            <w:r>
-              <w:rPr>
-                <w:rFonts w:ascii="Figtree" w:cs="Figtree" w:eastAsia="Figtree" w:hAnsi="Figtree"/>
-                <w:color w:val="5E5062"/>
+                <w:color w:val="2266B8"/>
+                <w:spacing w:val="26"/>
                 <w:sz w:val="16"/>
                 <w:szCs w:val="16"/>
               </w:rPr>
-              <w:t xml:space="preserve">	11/2022 – 04/2026</w:t>
-            </w:r>
-          </w:p>
-          <w:p>
-            <w:pPr>
-              <w:keepNext/>
-              <w:keepLines/>
+              <w:t xml:space="preserve">ESPERIENZE PRECEDENTI</w:t>
+            </w:r>
+          </w:p>
+          <w:p>
+            <w:pPr>
+              <w:keepLines/>
+              <w:tabs>
+                <w:tab w:val="right" w:pos="6463"/>
+              </w:tabs>
               <w:spacing w:after="50" w:before="0" w:line="259"/>
             </w:pPr>
             <w:r>
               <w:rPr>
-                <w:rFonts w:ascii="Figtree SemiBold" w:cs="Figtree SemiBold" w:eastAsia="Figtree SemiBold" w:hAnsi="Figtree SemiBold"/>
-                <w:color w:val="C2366E"/>
-                <w:sz w:val="18"/>
-                <w:szCs w:val="18"/>
-              </w:rPr>
-              <w:t xml:space="preserve">Edge Broker · Trieste · Broker assicurativo</w:t>
-            </w:r>
-          </w:p>
-          <w:p>
-            <w:pPr>
-              <w:keepLines/>
-              <w:spacing w:after="40" w:before="0" w:line="259"/>
-            </w:pPr>
-            <w:r>
-              <w:rPr>
-                <w:rFonts w:ascii="Figtree" w:cs="Figtree" w:eastAsia="Figtree" w:hAnsi="Figtree"/>
-                <w:color w:val="5E5062"/>
-                <w:sz w:val="18"/>
-                <w:szCs w:val="18"/>
-              </w:rPr>
-              <w:t xml:space="preserve">Ho gestito i sistemi informativi aziendali, con attività su sviluppo software, infrastruttura e licenze. Ho coordinato un progetto di cybersecurity basato sul NIST Cybersecurity Framework, nell’ambito del percorso di trasformazione digitale della società.</w:t>
-            </w:r>
-          </w:p>
-          <w:p>
-            <w:pPr>
-              <w:keepNext/>
-              <w:keepLines/>
-              <w:tabs>
-                <w:tab w:val="right" w:pos="6407"/>
-              </w:tabs>
-              <w:spacing w:after="0" w:before="200" w:line="259"/>
-            </w:pPr>
-            <w:r>
-              <w:rPr>
                 <w:rFonts w:ascii="Figtree ExtraBold" w:cs="Figtree ExtraBold" w:eastAsia="Figtree ExtraBold" w:hAnsi="Figtree ExtraBold"/>
                 <w:color w:val="2A1A2E"/>
-                <w:sz w:val="20"/>
-                <w:szCs w:val="20"/>
-              </w:rPr>
-              <w:t xml:space="preserve">Stage</w:t>
+                <w:sz w:val="18"/>
+                <w:szCs w:val="18"/>
+              </w:rPr>
+              <w:t xml:space="preserve">Product Management Intern</w:t>
+            </w:r>
+            <w:r>
+              <w:rPr>
+                <w:rFonts w:ascii="Figtree" w:cs="Figtree" w:eastAsia="Figtree" w:hAnsi="Figtree"/>
+                <w:color w:val="5E5062"/>
+                <w:sz w:val="18"/>
+                <w:szCs w:val="18"/>
+              </w:rPr>
+              <w:t xml:space="preserve">  ·  Nice Group · Oderzo</w:t>
             </w:r>
             <w:r>
               <w:rPr>
@@ -694,57 +697,34 @@
                 <w:sz w:val="16"/>
                 <w:szCs w:val="16"/>
               </w:rPr>
-              <w:t xml:space="preserve">	2018</w:t>
-            </w:r>
-          </w:p>
-          <w:p>
-            <w:pPr>
-              <w:keepNext/>
-              <w:keepLines/>
+              <w:t xml:space="preserve">	2017</w:t>
+            </w:r>
+          </w:p>
+          <w:p>
+            <w:pPr>
+              <w:keepLines/>
+              <w:tabs>
+                <w:tab w:val="right" w:pos="6463"/>
+              </w:tabs>
               <w:spacing w:after="50" w:before="0" w:line="259"/>
             </w:pPr>
             <w:r>
               <w:rPr>
-                <w:rFonts w:ascii="Figtree SemiBold" w:cs="Figtree SemiBold" w:eastAsia="Figtree SemiBold" w:hAnsi="Figtree SemiBold"/>
-                <w:color w:val="C2366E"/>
-                <w:sz w:val="18"/>
-                <w:szCs w:val="18"/>
-              </w:rPr>
-              <w:t xml:space="preserve">Brighton Language College International · Regno Unito · Scuola di lingue</w:t>
-            </w:r>
-          </w:p>
-          <w:p>
-            <w:pPr>
-              <w:keepLines/>
-              <w:spacing w:after="40" w:before="0" w:line="259"/>
-            </w:pPr>
-            <w:r>
-              <w:rPr>
-                <w:rFonts w:ascii="Figtree" w:cs="Figtree" w:eastAsia="Figtree" w:hAnsi="Figtree"/>
-                <w:color w:val="5E5062"/>
-                <w:sz w:val="18"/>
-                <w:szCs w:val="18"/>
-              </w:rPr>
-              <w:t xml:space="preserve">Supporto alla segreteria e affiancamento degli insegnanti durante le lezioni di inglese, in un contesto internazionale.</w:t>
-            </w:r>
-          </w:p>
-          <w:p>
-            <w:pPr>
-              <w:keepNext/>
-              <w:keepLines/>
-              <w:tabs>
-                <w:tab w:val="right" w:pos="6407"/>
-              </w:tabs>
-              <w:spacing w:after="0" w:before="200" w:line="259"/>
-            </w:pPr>
-            <w:r>
-              <w:rPr>
                 <w:rFonts w:ascii="Figtree ExtraBold" w:cs="Figtree ExtraBold" w:eastAsia="Figtree ExtraBold" w:hAnsi="Figtree ExtraBold"/>
                 <w:color w:val="2A1A2E"/>
-                <w:sz w:val="20"/>
-                <w:szCs w:val="20"/>
-              </w:rPr>
-              <w:t xml:space="preserve">Product Management Intern</w:t>
+                <w:sz w:val="18"/>
+                <w:szCs w:val="18"/>
+              </w:rPr>
+              <w:t xml:space="preserve">Stage</w:t>
+            </w:r>
+            <w:r>
+              <w:rPr>
+                <w:rFonts w:ascii="Figtree" w:cs="Figtree" w:eastAsia="Figtree" w:hAnsi="Figtree"/>
+                <w:color w:val="5E5062"/>
+                <w:sz w:val="18"/>
+                <w:szCs w:val="18"/>
+              </w:rPr>
+              <w:t xml:space="preserve">  ·  Brighton Language College International · Regno Unito</w:t>
             </w:r>
             <w:r>
               <w:rPr>
@@ -753,38 +733,7 @@
                 <w:sz w:val="16"/>
                 <w:szCs w:val="16"/>
               </w:rPr>
-              <w:t xml:space="preserve">	2017</w:t>
-            </w:r>
-          </w:p>
-          <w:p>
-            <w:pPr>
-              <w:keepNext/>
-              <w:keepLines/>
-              <w:spacing w:after="50" w:before="0" w:line="259"/>
-            </w:pPr>
-            <w:r>
-              <w:rPr>
-                <w:rFonts w:ascii="Figtree SemiBold" w:cs="Figtree SemiBold" w:eastAsia="Figtree SemiBold" w:hAnsi="Figtree SemiBold"/>
-                <w:color w:val="C2366E"/>
-                <w:sz w:val="18"/>
-                <w:szCs w:val="18"/>
-              </w:rPr>
-              <w:t xml:space="preserve">Nice Group · Oderzo · Automazione per la casa</w:t>
-            </w:r>
-          </w:p>
-          <w:p>
-            <w:pPr>
-              <w:keepLines/>
-              <w:spacing w:after="40" w:before="0" w:line="259"/>
-            </w:pPr>
-            <w:r>
-              <w:rPr>
-                <w:rFonts w:ascii="Figtree" w:cs="Figtree" w:eastAsia="Figtree" w:hAnsi="Figtree"/>
-                <w:color w:val="5E5062"/>
-                <w:sz w:val="18"/>
-                <w:szCs w:val="18"/>
-              </w:rPr>
-              <w:t xml:space="preserve">Collaborazione al lancio di un nuovo prodotto e all’analisi della concorrenza per la linea Gates &amp; Doors.</w:t>
+              <w:t xml:space="preserve">	2018</w:t>
             </w:r>
           </w:p>
         </w:tc>
@@ -823,7 +772,7 @@
         </w:tc>
         <w:tc>
           <w:tcPr>
-            <w:tcW w:type="dxa" w:w="3175"/>
+            <w:tcW w:type="dxa" w:w="3119"/>
             <w:tcBorders>
               <w:top w:val="none" w:color="FFFFFF" w:sz="0"/>
               <w:left w:val="none" w:color="FFFFFF" w:sz="0"/>
@@ -845,7 +794,7 @@
               <w:pBdr>
                 <w:bottom w:val="single" w:color="E6E0E4" w:sz="4" w:space="4"/>
               </w:pBdr>
-              <w:spacing w:after="120" w:before="120" w:line="259"/>
+              <w:spacing w:after="110" w:before="120" w:line="259"/>
             </w:pPr>
             <w:r>
               <w:rPr>
@@ -855,85 +804,148 @@
                 <w:sz w:val="16"/>
                 <w:szCs w:val="16"/>
               </w:rPr>
-              <w:t xml:space="preserve">COMPETENZE</w:t>
+              <w:t xml:space="preserve">FORMAZIONE</w:t>
             </w:r>
           </w:p>
           <w:p>
             <w:pPr>
               <w:keepNext/>
               <w:keepLines/>
+              <w:spacing w:after="0" w:before="0" w:line="240"/>
+            </w:pPr>
+            <w:r>
+              <w:rPr>
+                <w:rFonts w:ascii="Figtree ExtraBold" w:cs="Figtree ExtraBold" w:eastAsia="Figtree ExtraBold" w:hAnsi="Figtree ExtraBold"/>
+                <w:color w:val="2A1A2E"/>
+                <w:sz w:val="18"/>
+                <w:szCs w:val="18"/>
+              </w:rPr>
+              <w:t xml:space="preserve">Laurea magistrale in Ingegneria Informatica</w:t>
+            </w:r>
+          </w:p>
+          <w:p>
+            <w:pPr>
+              <w:keepNext/>
+              <w:keepLines/>
               <w:spacing w:after="0" w:before="0" w:line="259"/>
             </w:pPr>
             <w:r>
               <w:rPr>
-                <w:rFonts w:ascii="Figtree ExtraBold" w:cs="Figtree ExtraBold" w:eastAsia="Figtree ExtraBold" w:hAnsi="Figtree ExtraBold"/>
-                <w:color w:val="2A1A2E"/>
+                <w:rFonts w:ascii="Figtree" w:cs="Figtree" w:eastAsia="Figtree" w:hAnsi="Figtree"/>
+                <w:color w:val="2A1A2E"/>
+                <w:sz w:val="18"/>
+                <w:szCs w:val="18"/>
+              </w:rPr>
+              <w:t xml:space="preserve">Università degli Studi di Trieste</w:t>
+            </w:r>
+          </w:p>
+          <w:p>
+            <w:pPr>
+              <w:keepLines/>
+              <w:spacing w:after="0" w:before="0" w:line="259"/>
+            </w:pPr>
+            <w:r>
+              <w:rPr>
+                <w:rFonts w:ascii="Figtree" w:cs="Figtree" w:eastAsia="Figtree" w:hAnsi="Figtree"/>
+                <w:color w:val="5E5062"/>
+                <w:sz w:val="16"/>
+                <w:szCs w:val="16"/>
+              </w:rPr>
+              <w:t xml:space="preserve">10/2023 – 12/2026 (prevista)</w:t>
+            </w:r>
+          </w:p>
+          <w:p>
+            <w:pPr>
+              <w:keepLines/>
+              <w:spacing w:after="0" w:before="30" w:line="259"/>
+            </w:pPr>
+            <w:r>
+              <w:rPr>
+                <w:rFonts w:ascii="Figtree" w:cs="Figtree" w:eastAsia="Figtree" w:hAnsi="Figtree"/>
+                <w:color w:val="5E5062"/>
                 <w:sz w:val="17"/>
                 <w:szCs w:val="17"/>
               </w:rPr>
-              <w:t xml:space="preserve">Gestione e processi IT</w:t>
-            </w:r>
-          </w:p>
-          <w:p>
-            <w:pPr>
+              <w:t xml:space="preserve">Tesi: O.Di.Ri.S., agente vocale basato su LLM per il rischio clinico-assicurativo.</w:t>
+            </w:r>
+          </w:p>
+          <w:p>
+            <w:pPr>
+              <w:keepNext/>
+              <w:keepLines/>
+              <w:spacing w:after="0" w:before="140" w:line="240"/>
+            </w:pPr>
+            <w:r>
+              <w:rPr>
+                <w:rFonts w:ascii="Figtree ExtraBold" w:cs="Figtree ExtraBold" w:eastAsia="Figtree ExtraBold" w:hAnsi="Figtree ExtraBold"/>
+                <w:color w:val="2A1A2E"/>
+                <w:sz w:val="18"/>
+                <w:szCs w:val="18"/>
+              </w:rPr>
+              <w:t xml:space="preserve">Master in Blockchain and Digital Assets</w:t>
+            </w:r>
+          </w:p>
+          <w:p>
+            <w:pPr>
+              <w:keepNext/>
               <w:keepLines/>
               <w:spacing w:after="0" w:before="0" w:line="259"/>
             </w:pPr>
             <w:r>
               <w:rPr>
                 <w:rFonts w:ascii="Figtree" w:cs="Figtree" w:eastAsia="Figtree" w:hAnsi="Figtree"/>
-                <w:color w:val="5E5062"/>
-                <w:sz w:val="18"/>
-                <w:szCs w:val="18"/>
-              </w:rPr>
-              <w:t xml:space="preserve">Coordinamento fornitori, Budget IT, Pianificazione, Integrazioni societarie, ITSM, Procedure e SLA, Compliance IVASS</w:t>
+                <w:color w:val="2A1A2E"/>
+                <w:sz w:val="18"/>
+                <w:szCs w:val="18"/>
+              </w:rPr>
+              <w:t xml:space="preserve">MasterZ – AIO Blockchain</w:t>
+            </w:r>
+          </w:p>
+          <w:p>
+            <w:pPr>
+              <w:keepLines/>
+              <w:spacing w:after="0" w:before="0" w:line="259"/>
+            </w:pPr>
+            <w:r>
+              <w:rPr>
+                <w:rFonts w:ascii="Figtree" w:cs="Figtree" w:eastAsia="Figtree" w:hAnsi="Figtree"/>
+                <w:color w:val="5E5062"/>
+                <w:sz w:val="16"/>
+                <w:szCs w:val="16"/>
+              </w:rPr>
+              <w:t xml:space="preserve">2022</w:t>
             </w:r>
           </w:p>
           <w:p>
             <w:pPr>
               <w:keepNext/>
               <w:keepLines/>
-              <w:spacing w:after="0" w:before="140" w:line="259"/>
+              <w:spacing w:after="0" w:before="140" w:line="240"/>
             </w:pPr>
             <w:r>
               <w:rPr>
                 <w:rFonts w:ascii="Figtree ExtraBold" w:cs="Figtree ExtraBold" w:eastAsia="Figtree ExtraBold" w:hAnsi="Figtree ExtraBold"/>
                 <w:color w:val="2A1A2E"/>
-                <w:sz w:val="17"/>
-                <w:szCs w:val="17"/>
-              </w:rPr>
-              <w:t xml:space="preserve">Sicurezza</w:t>
-            </w:r>
-          </w:p>
-          <w:p>
-            <w:pPr>
+                <w:sz w:val="18"/>
+                <w:szCs w:val="18"/>
+              </w:rPr>
+              <w:t xml:space="preserve">Laurea triennale in Ingegneria Informatica</w:t>
+            </w:r>
+          </w:p>
+          <w:p>
+            <w:pPr>
+              <w:keepNext/>
               <w:keepLines/>
               <w:spacing w:after="0" w:before="0" w:line="259"/>
             </w:pPr>
             <w:r>
               <w:rPr>
                 <w:rFonts w:ascii="Figtree" w:cs="Figtree" w:eastAsia="Figtree" w:hAnsi="Figtree"/>
-                <w:color w:val="5E5062"/>
-                <w:sz w:val="18"/>
-                <w:szCs w:val="18"/>
-              </w:rPr>
-              <w:t xml:space="preserve">Penetration test, remediation VAPT, policy aziendali, NIST CSF, Sophos</w:t>
-            </w:r>
-          </w:p>
-          <w:p>
-            <w:pPr>
-              <w:keepNext/>
-              <w:keepLines/>
-              <w:spacing w:after="0" w:before="140" w:line="259"/>
-            </w:pPr>
-            <w:r>
-              <w:rPr>
-                <w:rFonts w:ascii="Figtree ExtraBold" w:cs="Figtree ExtraBold" w:eastAsia="Figtree ExtraBold" w:hAnsi="Figtree ExtraBold"/>
-                <w:color w:val="2A1A2E"/>
-                <w:sz w:val="17"/>
-                <w:szCs w:val="17"/>
-              </w:rPr>
-              <w:t xml:space="preserve">Cloud e identità</w:t>
+                <w:color w:val="2A1A2E"/>
+                <w:sz w:val="18"/>
+                <w:szCs w:val="18"/>
+              </w:rPr>
+              <w:t xml:space="preserve">Università degli Studi di Trieste</w:t>
             </w:r>
           </w:p>
           <w:p>
@@ -945,103 +957,10 @@
               <w:rPr>
                 <w:rFonts w:ascii="Figtree" w:cs="Figtree" w:eastAsia="Figtree" w:hAnsi="Figtree"/>
                 <w:color w:val="5E5062"/>
-                <w:sz w:val="18"/>
-                <w:szCs w:val="18"/>
-              </w:rPr>
-              <w:t xml:space="preserve">Microsoft 365, Entra ID, Exchange Online, SharePoint, Multi-tenant</w:t>
-            </w:r>
-          </w:p>
-          <w:p>
-            <w:pPr>
-              <w:keepNext/>
-              <w:keepLines/>
-              <w:spacing w:after="0" w:before="140" w:line="259"/>
-            </w:pPr>
-            <w:r>
-              <w:rPr>
-                <w:rFonts w:ascii="Figtree ExtraBold" w:cs="Figtree ExtraBold" w:eastAsia="Figtree ExtraBold" w:hAnsi="Figtree ExtraBold"/>
-                <w:color w:val="2A1A2E"/>
-                <w:sz w:val="17"/>
-                <w:szCs w:val="17"/>
-              </w:rPr>
-              <w:t xml:space="preserve">Endpoint, dispositivi e mobile</w:t>
-            </w:r>
-          </w:p>
-          <w:p>
-            <w:pPr>
-              <w:keepLines/>
-              <w:spacing w:after="0" w:before="0" w:line="259"/>
-            </w:pPr>
-            <w:r>
-              <w:rPr>
-                <w:rFonts w:ascii="Figtree" w:cs="Figtree" w:eastAsia="Figtree" w:hAnsi="Figtree"/>
-                <w:color w:val="5E5062"/>
-                <w:sz w:val="18"/>
-                <w:szCs w:val="18"/>
-              </w:rPr>
-              <w:t xml:space="preserve">Intune, Knox Mobile Enrollment, Knox Manage, Android Enterprise</w:t>
-            </w:r>
-          </w:p>
-          <w:p>
-            <w:pPr>
-              <w:keepNext/>
-              <w:keepLines/>
-              <w:spacing w:after="0" w:before="140" w:line="259"/>
-            </w:pPr>
-            <w:r>
-              <w:rPr>
-                <w:rFonts w:ascii="Figtree ExtraBold" w:cs="Figtree ExtraBold" w:eastAsia="Figtree ExtraBold" w:hAnsi="Figtree ExtraBold"/>
-                <w:color w:val="2A1A2E"/>
-                <w:sz w:val="17"/>
-                <w:szCs w:val="17"/>
-              </w:rPr>
-              <w:t xml:space="preserve">Automazione e migrazioni</w:t>
-            </w:r>
-          </w:p>
-          <w:p>
-            <w:pPr>
-              <w:keepLines/>
-              <w:spacing w:after="0" w:before="0" w:line="259"/>
-            </w:pPr>
-            <w:r>
-              <w:rPr>
-                <w:rFonts w:ascii="Figtree" w:cs="Figtree" w:eastAsia="Figtree" w:hAnsi="Figtree"/>
-                <w:color w:val="5E5062"/>
-                <w:sz w:val="18"/>
-                <w:szCs w:val="18"/>
-              </w:rPr>
-              <w:t xml:space="preserve">PowerShell, Microsoft Graph, ShareGate, MigrationWiz</w:t>
-            </w:r>
-          </w:p>
-          <w:p>
-            <w:pPr>
-              <w:keepNext/>
-              <w:keepLines/>
-              <w:spacing w:after="0" w:before="140" w:line="259"/>
-            </w:pPr>
-            <w:r>
-              <w:rPr>
-                <w:rFonts w:ascii="Figtree ExtraBold" w:cs="Figtree ExtraBold" w:eastAsia="Figtree ExtraBold" w:hAnsi="Figtree ExtraBold"/>
-                <w:color w:val="2A1A2E"/>
-                <w:sz w:val="17"/>
-                <w:szCs w:val="17"/>
-              </w:rPr>
-              <w:t xml:space="preserve">Sviluppo, sistemi e dati</w:t>
-            </w:r>
-          </w:p>
-          <w:p>
-            <w:pPr>
-              <w:keepLines/>
-              <w:spacing w:after="0" w:before="0" w:line="259"/>
-            </w:pPr>
-            <w:r>
-              <w:rPr>
-                <w:rFonts w:ascii="Figtree" w:cs="Figtree" w:eastAsia="Figtree" w:hAnsi="Figtree"/>
-                <w:color w:val="5E5062"/>
-                <w:sz w:val="18"/>
-                <w:szCs w:val="18"/>
-              </w:rPr>
-              <w:t xml:space="preserve">Python/Flask, Node.js, PostgreSQL, SQL Server, Nginx, Linux, DNS, Power BI</w:t>
+                <w:sz w:val="16"/>
+                <w:szCs w:val="16"/>
+              </w:rPr>
+              <w:t xml:space="preserve">10/2019 – 03/2023</w:t>
             </w:r>
           </w:p>
           <w:p>
@@ -1051,7 +970,7 @@
               <w:pBdr>
                 <w:bottom w:val="single" w:color="E6E0E4" w:sz="4" w:space="4"/>
               </w:pBdr>
-              <w:spacing w:after="120" w:before="360" w:line="259"/>
+              <w:spacing w:after="110" w:before="260" w:line="259"/>
             </w:pPr>
             <w:r>
               <w:rPr>
@@ -1068,7 +987,7 @@
             <w:pPr>
               <w:keepLines/>
               <w:tabs>
-                <w:tab w:val="right" w:pos="3175"/>
+                <w:tab w:val="right" w:pos="3119"/>
               </w:tabs>
               <w:spacing w:after="50" w:before="0" w:line="259"/>
             </w:pPr>
@@ -1095,7 +1014,7 @@
             <w:pPr>
               <w:keepLines/>
               <w:tabs>
-                <w:tab w:val="right" w:pos="3175"/>
+                <w:tab w:val="right" w:pos="3119"/>
               </w:tabs>
               <w:spacing w:after="50" w:before="0" w:line="259"/>
             </w:pPr>
@@ -1122,7 +1041,7 @@
             <w:pPr>
               <w:keepLines/>
               <w:tabs>
-                <w:tab w:val="right" w:pos="3175"/>
+                <w:tab w:val="right" w:pos="3119"/>
               </w:tabs>
               <w:spacing w:after="50" w:before="0" w:line="259"/>
             </w:pPr>
@@ -1143,6 +1062,86 @@
                 <w:szCs w:val="18"/>
               </w:rPr>
               <w:t xml:space="preserve">	Base · A1</w:t>
+            </w:r>
+          </w:p>
+          <w:p>
+            <w:pPr>
+              <w:keepNext/>
+              <w:keepLines/>
+              <w:pBdr>
+                <w:bottom w:val="single" w:color="E6E0E4" w:sz="4" w:space="4"/>
+              </w:pBdr>
+              <w:spacing w:after="110" w:before="260" w:line="259"/>
+            </w:pPr>
+            <w:r>
+              <w:rPr>
+                <w:rFonts w:ascii="Figtree ExtraBold" w:cs="Figtree ExtraBold" w:eastAsia="Figtree ExtraBold" w:hAnsi="Figtree ExtraBold"/>
+                <w:color w:val="2266B8"/>
+                <w:spacing w:val="26"/>
+                <w:sz w:val="16"/>
+                <w:szCs w:val="16"/>
+              </w:rPr>
+              <w:t xml:space="preserve">CERTIFICAZIONI</w:t>
+            </w:r>
+          </w:p>
+          <w:p>
+            <w:pPr>
+              <w:keepLines/>
+              <w:spacing w:after="70" w:before="0" w:line="259"/>
+            </w:pPr>
+            <w:r>
+              <w:rPr>
+                <w:rFonts w:ascii="Figtree" w:cs="Figtree" w:eastAsia="Figtree" w:hAnsi="Figtree"/>
+                <w:color w:val="2A1A2E"/>
+                <w:sz w:val="18"/>
+                <w:szCs w:val="18"/>
+              </w:rPr>
+              <w:t xml:space="preserve">ECDL</w:t>
+            </w:r>
+          </w:p>
+          <w:p>
+            <w:pPr>
+              <w:keepLines/>
+              <w:spacing w:after="70" w:before="0" w:line="259"/>
+            </w:pPr>
+            <w:r>
+              <w:rPr>
+                <w:rFonts w:ascii="Figtree" w:cs="Figtree" w:eastAsia="Figtree" w:hAnsi="Figtree"/>
+                <w:color w:val="2A1A2E"/>
+                <w:sz w:val="18"/>
+                <w:szCs w:val="18"/>
+              </w:rPr>
+              <w:t xml:space="preserve">Cambridge First Certificate (B2)</w:t>
+            </w:r>
+          </w:p>
+          <w:p>
+            <w:pPr>
+              <w:keepLines/>
+              <w:spacing w:after="0" w:before="0" w:line="259"/>
+            </w:pPr>
+            <w:r>
+              <w:rPr>
+                <w:rFonts w:ascii="Figtree" w:cs="Figtree" w:eastAsia="Figtree" w:hAnsi="Figtree"/>
+                <w:color w:val="2A1A2E"/>
+                <w:sz w:val="18"/>
+                <w:szCs w:val="18"/>
+              </w:rPr>
+              <w:t xml:space="preserve">Digital Marketing Diploma</w:t>
+            </w:r>
+          </w:p>
+          <w:p>
+            <w:pPr>
+              <w:keepLines/>
+              <w:spacing w:after="70" w:before="0" w:line="259"/>
+            </w:pPr>
+            <w:r>
+              <w:rPr>
+                <w:rFonts w:ascii="Figtree" w:cs="Figtree" w:eastAsia="Figtree" w:hAnsi="Figtree"/>
+                <w:color w:val="5E5062"/>
+                <w:sz w:val="18"/>
+                <w:szCs w:val="18"/>
+              </w:rPr>
+              <w:t xml:space="preserve">Studio Samo · 2018</w:t>
             </w:r>
           </w:p>
         </w:tc>
@@ -1150,11 +1149,22 @@
     </w:tbl>
     <w:p>
       <w:pPr>
+        <w:keepNext/>
         <w:keepLines/>
-        <w:spacing w:after="0" w:before="0" w:line="259"/>
+        <w:pBdr>
+          <w:bottom w:val="single" w:color="E6E0E4" w:sz="4" w:space="4"/>
+        </w:pBdr>
+        <w:spacing w:after="110" w:before="240" w:line="259"/>
       </w:pPr>
       <w:r>
-        <w:br w:type="page"/>
+        <w:rPr>
+          <w:rFonts w:ascii="Figtree ExtraBold" w:cs="Figtree ExtraBold" w:eastAsia="Figtree ExtraBold" w:hAnsi="Figtree ExtraBold"/>
+          <w:color w:val="2266B8"/>
+          <w:spacing w:val="26"/>
+          <w:sz w:val="16"/>
+          <w:szCs w:val="16"/>
+        </w:rPr>
+        <w:t xml:space="preserve">COMPETENZE</w:t>
       </w:r>
     </w:p>
     <w:tbl>
@@ -1171,14 +1181,13 @@
         <w:tblLayout w:type="fixed"/>
       </w:tblPr>
       <w:tblGrid>
-        <w:gridCol w:w="6407"/>
-        <w:gridCol w:w="510"/>
-        <w:gridCol w:w="3175"/>
+        <w:gridCol w:w="2381"/>
+        <w:gridCol w:w="7711"/>
       </w:tblGrid>
       <w:tr>
         <w:tc>
           <w:tcPr>
-            <w:tcW w:type="dxa" w:w="6407"/>
+            <w:tcW w:type="dxa" w:w="2381"/>
             <w:tcBorders>
               <w:top w:val="none" w:color="FFFFFF" w:sz="0"/>
               <w:left w:val="none" w:color="FFFFFF" w:sz="0"/>
@@ -1195,175 +1204,23 @@
           </w:tcPr>
           <w:p>
             <w:pPr>
-              <w:keepNext/>
-              <w:keepLines/>
-              <w:pBdr>
-                <w:bottom w:val="single" w:color="E6E0E4" w:sz="4" w:space="4"/>
-              </w:pBdr>
-              <w:spacing w:after="120" w:before="0" w:line="259"/>
+              <w:keepLines/>
+              <w:spacing w:after="40" w:before="0" w:line="259"/>
             </w:pPr>
             <w:r>
               <w:rPr>
                 <w:rFonts w:ascii="Figtree ExtraBold" w:cs="Figtree ExtraBold" w:eastAsia="Figtree ExtraBold" w:hAnsi="Figtree ExtraBold"/>
-                <w:color w:val="2266B8"/>
-                <w:spacing w:val="26"/>
-                <w:sz w:val="16"/>
-                <w:szCs w:val="16"/>
-              </w:rPr>
-              <w:t xml:space="preserve">FORMAZIONE</w:t>
-            </w:r>
-          </w:p>
-          <w:p>
-            <w:pPr>
-              <w:keepNext/>
-              <w:keepLines/>
-              <w:tabs>
-                <w:tab w:val="right" w:pos="6407"/>
-              </w:tabs>
-              <w:spacing w:after="0" w:before="0" w:line="259"/>
-            </w:pPr>
-            <w:r>
-              <w:rPr>
-                <w:rFonts w:ascii="Figtree ExtraBold" w:cs="Figtree ExtraBold" w:eastAsia="Figtree ExtraBold" w:hAnsi="Figtree ExtraBold"/>
-                <w:color w:val="2A1A2E"/>
-                <w:sz w:val="20"/>
-                <w:szCs w:val="20"/>
-              </w:rPr>
-              <w:t xml:space="preserve">Laurea magistrale in Ingegneria Informatica</w:t>
-            </w:r>
-            <w:r>
-              <w:rPr>
-                <w:rFonts w:ascii="Figtree" w:cs="Figtree" w:eastAsia="Figtree" w:hAnsi="Figtree"/>
-                <w:color w:val="5E5062"/>
-                <w:sz w:val="16"/>
-                <w:szCs w:val="16"/>
-              </w:rPr>
-              <w:t xml:space="preserve">	10/2023 – 12/2026 (prevista)</w:t>
-            </w:r>
-          </w:p>
-          <w:p>
-            <w:pPr>
-              <w:keepNext/>
-              <w:keepLines/>
-              <w:spacing w:after="50" w:before="0" w:line="259"/>
-            </w:pPr>
-            <w:r>
-              <w:rPr>
-                <w:rFonts w:ascii="Figtree Medium" w:cs="Figtree Medium" w:eastAsia="Figtree Medium" w:hAnsi="Figtree Medium"/>
-                <w:color w:val="2A1A2E"/>
-                <w:sz w:val="18"/>
-                <w:szCs w:val="18"/>
-              </w:rPr>
-              <w:t xml:space="preserve">Università degli Studi di Trieste</w:t>
-            </w:r>
-          </w:p>
-          <w:p>
-            <w:pPr>
-              <w:keepLines/>
-              <w:spacing w:after="40" w:before="0" w:line="259"/>
-            </w:pPr>
-            <w:r>
-              <w:rPr>
-                <w:rFonts w:ascii="Figtree" w:cs="Figtree" w:eastAsia="Figtree" w:hAnsi="Figtree"/>
-                <w:color w:val="5E5062"/>
-                <w:sz w:val="18"/>
-                <w:szCs w:val="18"/>
-              </w:rPr>
-              <w:t xml:space="preserve">Tesi: O.Di.Ri.S., piattaforma per la valutazione del rischio clinico-assicurativo delle strutture sanitarie.</w:t>
-            </w:r>
-          </w:p>
-          <w:p>
-            <w:pPr>
-              <w:keepNext/>
-              <w:keepLines/>
-              <w:tabs>
-                <w:tab w:val="right" w:pos="6407"/>
-              </w:tabs>
-              <w:spacing w:after="0" w:before="200" w:line="259"/>
-            </w:pPr>
-            <w:r>
-              <w:rPr>
-                <w:rFonts w:ascii="Figtree ExtraBold" w:cs="Figtree ExtraBold" w:eastAsia="Figtree ExtraBold" w:hAnsi="Figtree ExtraBold"/>
-                <w:color w:val="2A1A2E"/>
-                <w:sz w:val="20"/>
-                <w:szCs w:val="20"/>
-              </w:rPr>
-              <w:t xml:space="preserve">Master in Blockchain and Digital Assets</w:t>
-            </w:r>
-            <w:r>
-              <w:rPr>
-                <w:rFonts w:ascii="Figtree" w:cs="Figtree" w:eastAsia="Figtree" w:hAnsi="Figtree"/>
-                <w:color w:val="5E5062"/>
-                <w:sz w:val="16"/>
-                <w:szCs w:val="16"/>
-              </w:rPr>
-              <w:t xml:space="preserve">	2022</w:t>
-            </w:r>
-          </w:p>
-          <w:p>
-            <w:pPr>
-              <w:keepNext/>
-              <w:keepLines/>
-              <w:spacing w:after="50" w:before="0" w:line="259"/>
-            </w:pPr>
-            <w:r>
-              <w:rPr>
-                <w:rFonts w:ascii="Figtree Medium" w:cs="Figtree Medium" w:eastAsia="Figtree Medium" w:hAnsi="Figtree Medium"/>
-                <w:color w:val="2A1A2E"/>
-                <w:sz w:val="18"/>
-                <w:szCs w:val="18"/>
-              </w:rPr>
-              <w:t xml:space="preserve">MasterZ – AIO Blockchain</w:t>
-            </w:r>
-          </w:p>
-          <w:p>
-            <w:pPr>
-              <w:keepNext/>
-              <w:keepLines/>
-              <w:tabs>
-                <w:tab w:val="right" w:pos="6407"/>
-              </w:tabs>
-              <w:spacing w:after="0" w:before="200" w:line="259"/>
-            </w:pPr>
-            <w:r>
-              <w:rPr>
-                <w:rFonts w:ascii="Figtree ExtraBold" w:cs="Figtree ExtraBold" w:eastAsia="Figtree ExtraBold" w:hAnsi="Figtree ExtraBold"/>
-                <w:color w:val="2A1A2E"/>
-                <w:sz w:val="20"/>
-                <w:szCs w:val="20"/>
-              </w:rPr>
-              <w:t xml:space="preserve">Laurea triennale in Ingegneria Informatica</w:t>
-            </w:r>
-            <w:r>
-              <w:rPr>
-                <w:rFonts w:ascii="Figtree" w:cs="Figtree" w:eastAsia="Figtree" w:hAnsi="Figtree"/>
-                <w:color w:val="5E5062"/>
-                <w:sz w:val="16"/>
-                <w:szCs w:val="16"/>
-              </w:rPr>
-              <w:t xml:space="preserve">	10/2019 – 03/2023</w:t>
-            </w:r>
-          </w:p>
-          <w:p>
-            <w:pPr>
-              <w:keepNext/>
-              <w:keepLines/>
-              <w:spacing w:after="50" w:before="0" w:line="259"/>
-            </w:pPr>
-            <w:r>
-              <w:rPr>
-                <w:rFonts w:ascii="Figtree Medium" w:cs="Figtree Medium" w:eastAsia="Figtree Medium" w:hAnsi="Figtree Medium"/>
-                <w:color w:val="2A1A2E"/>
-                <w:sz w:val="18"/>
-                <w:szCs w:val="18"/>
-              </w:rPr>
-              <w:t xml:space="preserve">Università degli Studi di Trieste</w:t>
+                <w:color w:val="2A1A2E"/>
+                <w:sz w:val="17"/>
+                <w:szCs w:val="17"/>
+              </w:rPr>
+              <w:t xml:space="preserve">Gestione IT</w:t>
             </w:r>
           </w:p>
         </w:tc>
         <w:tc>
           <w:tcPr>
-            <w:tcW w:type="dxa" w:w="510"/>
+            <w:tcW w:type="dxa" w:w="7711"/>
             <w:tcBorders>
               <w:top w:val="none" w:color="FFFFFF" w:sz="0"/>
               <w:left w:val="none" w:color="FFFFFF" w:sz="0"/>
@@ -1381,22 +1238,24 @@
           <w:p>
             <w:pPr>
               <w:keepLines/>
-              <w:spacing w:after="0" w:before="0" w:line="259"/>
-            </w:pPr>
-            <w:r>
-              <w:rPr>
-                <w:rFonts w:ascii="Figtree" w:cs="Figtree" w:eastAsia="Figtree" w:hAnsi="Figtree"/>
-                <w:color w:val="2A1A2E"/>
-                <w:sz w:val="18"/>
-                <w:szCs w:val="18"/>
-              </w:rPr>
-              <w:t xml:space="preserve"/>
+              <w:spacing w:after="40" w:before="0" w:line="259"/>
+            </w:pPr>
+            <w:r>
+              <w:rPr>
+                <w:rFonts w:ascii="Figtree" w:cs="Figtree" w:eastAsia="Figtree" w:hAnsi="Figtree"/>
+                <w:color w:val="5E5062"/>
+                <w:sz w:val="18"/>
+                <w:szCs w:val="18"/>
+              </w:rPr>
+              <w:t xml:space="preserve">Coordinamento fornitori, budget IT, integrazioni societarie, ITSM e SLA, compliance IVASS</w:t>
             </w:r>
           </w:p>
         </w:tc>
+      </w:tr>
+      <w:tr>
         <w:tc>
           <w:tcPr>
-            <w:tcW w:type="dxa" w:w="3175"/>
+            <w:tcW w:type="dxa" w:w="2381"/>
             <w:tcBorders>
               <w:top w:val="none" w:color="FFFFFF" w:sz="0"/>
               <w:left w:val="none" w:color="FFFFFF" w:sz="0"/>
@@ -1413,178 +1272,23 @@
           </w:tcPr>
           <w:p>
             <w:pPr>
-              <w:keepNext/>
-              <w:keepLines/>
-              <w:pBdr>
-                <w:bottom w:val="single" w:color="E6E0E4" w:sz="4" w:space="4"/>
-              </w:pBdr>
-              <w:spacing w:after="120" w:before="0" w:line="259"/>
+              <w:keepLines/>
+              <w:spacing w:after="40" w:before="0" w:line="259"/>
             </w:pPr>
             <w:r>
               <w:rPr>
                 <w:rFonts w:ascii="Figtree ExtraBold" w:cs="Figtree ExtraBold" w:eastAsia="Figtree ExtraBold" w:hAnsi="Figtree ExtraBold"/>
-                <w:color w:val="2266B8"/>
-                <w:spacing w:val="26"/>
-                <w:sz w:val="16"/>
-                <w:szCs w:val="16"/>
-              </w:rPr>
-              <w:t xml:space="preserve">CERTIFICAZIONI</w:t>
-            </w:r>
-          </w:p>
-          <w:p>
-            <w:pPr>
-              <w:keepNext/>
-              <w:keepLines/>
-              <w:spacing w:after="0" w:before="0" w:line="259"/>
-            </w:pPr>
-            <w:r>
-              <w:rPr>
-                <w:rFonts w:ascii="Figtree SemiBold" w:cs="Figtree SemiBold" w:eastAsia="Figtree SemiBold" w:hAnsi="Figtree SemiBold"/>
-                <w:color w:val="2A1A2E"/>
-                <w:sz w:val="18"/>
-                <w:szCs w:val="18"/>
-              </w:rPr>
-              <w:t xml:space="preserve">ECDL</w:t>
-            </w:r>
-          </w:p>
-          <w:p>
-            <w:pPr>
-              <w:keepLines/>
-              <w:spacing w:after="110" w:before="0" w:line="259"/>
-            </w:pPr>
-            <w:r>
-              <w:rPr>
-                <w:rFonts w:ascii="Figtree" w:cs="Figtree" w:eastAsia="Figtree" w:hAnsi="Figtree"/>
-                <w:color w:val="5E5062"/>
-                <w:sz w:val="18"/>
-                <w:szCs w:val="18"/>
-              </w:rPr>
-              <w:t xml:space="preserve">European Computer Driving Licence</w:t>
-            </w:r>
-          </w:p>
-          <w:p>
-            <w:pPr>
-              <w:keepNext/>
-              <w:keepLines/>
-              <w:spacing w:after="0" w:before="0" w:line="259"/>
-            </w:pPr>
-            <w:r>
-              <w:rPr>
-                <w:rFonts w:ascii="Figtree SemiBold" w:cs="Figtree SemiBold" w:eastAsia="Figtree SemiBold" w:hAnsi="Figtree SemiBold"/>
-                <w:color w:val="2A1A2E"/>
-                <w:sz w:val="18"/>
-                <w:szCs w:val="18"/>
-              </w:rPr>
-              <w:t xml:space="preserve">Cambridge First Certificate in English (B2)</w:t>
-            </w:r>
-          </w:p>
-          <w:p>
-            <w:pPr>
-              <w:keepLines/>
-              <w:spacing w:after="110" w:before="0" w:line="259"/>
-            </w:pPr>
-            <w:r>
-              <w:rPr>
-                <w:rFonts w:ascii="Figtree" w:cs="Figtree" w:eastAsia="Figtree" w:hAnsi="Figtree"/>
-                <w:color w:val="5E5062"/>
-                <w:sz w:val="18"/>
-                <w:szCs w:val="18"/>
-              </w:rPr>
-              <w:t xml:space="preserve">Cambridge English</w:t>
-            </w:r>
-          </w:p>
-          <w:p>
-            <w:pPr>
-              <w:keepNext/>
-              <w:keepLines/>
-              <w:spacing w:after="0" w:before="0" w:line="259"/>
-            </w:pPr>
-            <w:r>
-              <w:rPr>
-                <w:rFonts w:ascii="Figtree SemiBold" w:cs="Figtree SemiBold" w:eastAsia="Figtree SemiBold" w:hAnsi="Figtree SemiBold"/>
-                <w:color w:val="2A1A2E"/>
-                <w:sz w:val="18"/>
-                <w:szCs w:val="18"/>
-              </w:rPr>
-              <w:t xml:space="preserve">Digital Marketing Diploma</w:t>
-            </w:r>
-          </w:p>
-          <w:p>
-            <w:pPr>
-              <w:keepLines/>
-              <w:spacing w:after="110" w:before="0" w:line="259"/>
-            </w:pPr>
-            <w:r>
-              <w:rPr>
-                <w:rFonts w:ascii="Figtree" w:cs="Figtree" w:eastAsia="Figtree" w:hAnsi="Figtree"/>
-                <w:color w:val="5E5062"/>
-                <w:sz w:val="18"/>
-                <w:szCs w:val="18"/>
-              </w:rPr>
-              <w:t xml:space="preserve">Studio Samo · 2018</w:t>
+                <w:color w:val="2A1A2E"/>
+                <w:sz w:val="17"/>
+                <w:szCs w:val="17"/>
+              </w:rPr>
+              <w:t xml:space="preserve">Sicurezza</w:t>
             </w:r>
           </w:p>
         </w:tc>
-      </w:tr>
-    </w:tbl>
-    <w:p>
-      <w:pPr>
-        <w:keepNext/>
-        <w:keepLines/>
-        <w:pBdr>
-          <w:bottom w:val="single" w:color="E6E0E4" w:sz="4" w:space="4"/>
-        </w:pBdr>
-        <w:spacing w:after="120" w:before="360" w:line="259"/>
-      </w:pPr>
-      <w:r>
-        <w:rPr>
-          <w:rFonts w:ascii="Figtree ExtraBold" w:cs="Figtree ExtraBold" w:eastAsia="Figtree ExtraBold" w:hAnsi="Figtree ExtraBold"/>
-          <w:color w:val="2266B8"/>
-          <w:spacing w:val="26"/>
-          <w:sz w:val="16"/>
-          <w:szCs w:val="16"/>
-        </w:rPr>
-        <w:t xml:space="preserve">PROGETTI</w:t>
-      </w:r>
-    </w:p>
-    <w:p>
-      <w:pPr>
-        <w:keepNext/>
-        <w:keepLines/>
-        <w:spacing w:after="100" w:before="0" w:line="259"/>
-      </w:pPr>
-      <w:r>
-        <w:rPr>
-          <w:rFonts w:ascii="Figtree SemiBold" w:cs="Figtree SemiBold" w:eastAsia="Figtree SemiBold" w:hAnsi="Figtree SemiBold"/>
-          <w:color w:val="5E5062"/>
-          <w:sz w:val="16"/>
-          <w:szCs w:val="16"/>
-        </w:rPr>
-        <w:t xml:space="preserve">Progetti professionali</w:t>
-      </w:r>
-    </w:p>
-    <w:tbl>
-      <w:tblPr>
-        <w:tblW w:type="dxa" w:w="10092"/>
-        <w:tblBorders>
-          <w:top w:val="none" w:color="FFFFFF" w:sz="0"/>
-          <w:left w:val="none" w:color="FFFFFF" w:sz="0"/>
-          <w:bottom w:val="none" w:color="FFFFFF" w:sz="0"/>
-          <w:right w:val="none" w:color="FFFFFF" w:sz="0"/>
-          <w:insideH w:val="none" w:color="FFFFFF" w:sz="0"/>
-          <w:insideV w:val="none" w:color="FFFFFF" w:sz="0"/>
-        </w:tblBorders>
-        <w:tblLayout w:type="fixed"/>
-      </w:tblPr>
-      <w:tblGrid>
-        <w:gridCol w:w="4791"/>
-        <w:gridCol w:w="510"/>
-        <w:gridCol w:w="4791"/>
-      </w:tblGrid>
-      <w:tr>
         <w:tc>
           <w:tcPr>
-            <w:tcW w:type="dxa" w:w="4791"/>
+            <w:tcW w:type="dxa" w:w="7711"/>
             <w:tcBorders>
               <w:top w:val="none" w:color="FFFFFF" w:sz="0"/>
               <w:left w:val="none" w:color="FFFFFF" w:sz="0"/>
@@ -1601,132 +1305,25 @@
           </w:tcPr>
           <w:p>
             <w:pPr>
-              <w:keepNext/>
-              <w:keepLines/>
-              <w:spacing w:after="0" w:before="0" w:line="259"/>
-            </w:pPr>
-            <w:r>
-              <w:rPr>
-                <w:rFonts w:ascii="Figtree ExtraBold" w:cs="Figtree ExtraBold" w:eastAsia="Figtree ExtraBold" w:hAnsi="Figtree ExtraBold"/>
-                <w:color w:val="2A1A2E"/>
-                <w:sz w:val="19"/>
-                <w:szCs w:val="19"/>
-              </w:rPr>
-              <w:t xml:space="preserve">Integrazione dell’infrastruttura IT</w:t>
-            </w:r>
-          </w:p>
-          <w:p>
-            <w:pPr>
-              <w:keepNext/>
-              <w:keepLines/>
-              <w:spacing w:after="30" w:before="0" w:line="259"/>
-            </w:pPr>
-            <w:r>
-              <w:rPr>
-                <w:rFonts w:ascii="Figtree SemiBold" w:cs="Figtree SemiBold" w:eastAsia="Figtree SemiBold" w:hAnsi="Figtree SemiBold"/>
-                <w:color w:val="C2366E"/>
-                <w:sz w:val="16"/>
-                <w:szCs w:val="16"/>
-              </w:rPr>
-              <w:t xml:space="preserve">Edge Group</w:t>
-            </w:r>
-          </w:p>
-          <w:p>
-            <w:pPr>
-              <w:keepLines/>
-              <w:spacing w:after="30" w:before="0" w:line="259"/>
-            </w:pPr>
-            <w:r>
-              <w:rPr>
-                <w:rFonts w:ascii="Figtree" w:cs="Figtree" w:eastAsia="Figtree" w:hAnsi="Figtree"/>
-                <w:color w:val="5E5062"/>
-                <w:sz w:val="18"/>
-                <w:szCs w:val="18"/>
-              </w:rPr>
-              <w:t xml:space="preserve">Dalla prima società di circa 100 persone all’integrazione di una ventina di aziende, per un totale di 350 persone: due diligence, piano di integrazione, migrazioni di posta tra tenant e degli archivi dai file server a SharePoint, fino alla fusione.</w:t>
-            </w:r>
-          </w:p>
-          <w:p>
-            <w:pPr>
-              <w:keepLines/>
-              <w:spacing w:after="180" w:before="0" w:line="259"/>
-            </w:pPr>
-            <w:r>
-              <w:rPr>
-                <w:rFonts w:ascii="Figtree Medium" w:cs="Figtree Medium" w:eastAsia="Figtree Medium" w:hAnsi="Figtree Medium"/>
-                <w:color w:val="2266B8"/>
-                <w:sz w:val="16"/>
-                <w:szCs w:val="16"/>
-              </w:rPr>
-              <w:t xml:space="preserve">Microsoft 365 · Entra ID · MigrationWiz · ShareGate · SharePoint</w:t>
-            </w:r>
-          </w:p>
-          <w:p>
-            <w:pPr>
-              <w:keepNext/>
-              <w:keepLines/>
-              <w:spacing w:after="0" w:before="0" w:line="259"/>
-            </w:pPr>
-            <w:r>
-              <w:rPr>
-                <w:rFonts w:ascii="Figtree ExtraBold" w:cs="Figtree ExtraBold" w:eastAsia="Figtree ExtraBold" w:hAnsi="Figtree ExtraBold"/>
-                <w:color w:val="2A1A2E"/>
-                <w:sz w:val="19"/>
-                <w:szCs w:val="19"/>
-              </w:rPr>
-              <w:t xml:space="preserve">Gestione di dispositivi e flotta mobile</w:t>
-            </w:r>
-          </w:p>
-          <w:p>
-            <w:pPr>
-              <w:keepNext/>
-              <w:keepLines/>
-              <w:spacing w:after="30" w:before="0" w:line="259"/>
-            </w:pPr>
-            <w:r>
-              <w:rPr>
-                <w:rFonts w:ascii="Figtree SemiBold" w:cs="Figtree SemiBold" w:eastAsia="Figtree SemiBold" w:hAnsi="Figtree SemiBold"/>
-                <w:color w:val="C2366E"/>
-                <w:sz w:val="16"/>
-                <w:szCs w:val="16"/>
-              </w:rPr>
-              <w:t xml:space="preserve">Edge Group</w:t>
-            </w:r>
-          </w:p>
-          <w:p>
-            <w:pPr>
-              <w:keepLines/>
-              <w:spacing w:after="30" w:before="0" w:line="259"/>
-            </w:pPr>
-            <w:r>
-              <w:rPr>
-                <w:rFonts w:ascii="Figtree" w:cs="Figtree" w:eastAsia="Figtree" w:hAnsi="Figtree"/>
-                <w:color w:val="5E5062"/>
-                <w:sz w:val="18"/>
-                <w:szCs w:val="18"/>
-              </w:rPr>
-              <w:t xml:space="preserve">Ho coordinato la registrazione in Intune di 200 dispositivi distribuiti in tutta Italia e in diverse società del gruppo, e la distribuzione di 200 smartphone con registrazione automatica al primo avvio.</w:t>
-            </w:r>
-          </w:p>
-          <w:p>
-            <w:pPr>
-              <w:keepLines/>
-              <w:spacing w:after="180" w:before="0" w:line="259"/>
-            </w:pPr>
-            <w:r>
-              <w:rPr>
-                <w:rFonts w:ascii="Figtree Medium" w:cs="Figtree Medium" w:eastAsia="Figtree Medium" w:hAnsi="Figtree Medium"/>
-                <w:color w:val="2266B8"/>
-                <w:sz w:val="16"/>
-                <w:szCs w:val="16"/>
-              </w:rPr>
-              <w:t xml:space="preserve">Microsoft Intune · Samsung Knox · Android Enterprise</w:t>
+              <w:keepLines/>
+              <w:spacing w:after="40" w:before="0" w:line="259"/>
+            </w:pPr>
+            <w:r>
+              <w:rPr>
+                <w:rFonts w:ascii="Figtree" w:cs="Figtree" w:eastAsia="Figtree" w:hAnsi="Figtree"/>
+                <w:color w:val="5E5062"/>
+                <w:sz w:val="18"/>
+                <w:szCs w:val="18"/>
+              </w:rPr>
+              <w:t xml:space="preserve">Penetration test, remediation VAPT, policy aziendali, NIST CSF, Sophos</w:t>
             </w:r>
           </w:p>
         </w:tc>
+      </w:tr>
+      <w:tr>
         <w:tc>
           <w:tcPr>
-            <w:tcW w:type="dxa" w:w="510"/>
+            <w:tcW w:type="dxa" w:w="2381"/>
             <w:tcBorders>
               <w:top w:val="none" w:color="FFFFFF" w:sz="0"/>
               <w:left w:val="none" w:color="FFFFFF" w:sz="0"/>
@@ -1744,22 +1341,22 @@
           <w:p>
             <w:pPr>
               <w:keepLines/>
-              <w:spacing w:after="0" w:before="0" w:line="259"/>
-            </w:pPr>
-            <w:r>
-              <w:rPr>
-                <w:rFonts w:ascii="Figtree" w:cs="Figtree" w:eastAsia="Figtree" w:hAnsi="Figtree"/>
-                <w:color w:val="2A1A2E"/>
-                <w:sz w:val="18"/>
-                <w:szCs w:val="18"/>
-              </w:rPr>
-              <w:t xml:space="preserve"/>
+              <w:spacing w:after="40" w:before="0" w:line="259"/>
+            </w:pPr>
+            <w:r>
+              <w:rPr>
+                <w:rFonts w:ascii="Figtree ExtraBold" w:cs="Figtree ExtraBold" w:eastAsia="Figtree ExtraBold" w:hAnsi="Figtree ExtraBold"/>
+                <w:color w:val="2A1A2E"/>
+                <w:sz w:val="17"/>
+                <w:szCs w:val="17"/>
+              </w:rPr>
+              <w:t xml:space="preserve">Microsoft 365 e endpoint</w:t>
             </w:r>
           </w:p>
         </w:tc>
         <w:tc>
           <w:tcPr>
-            <w:tcW w:type="dxa" w:w="4791"/>
+            <w:tcW w:type="dxa" w:w="7711"/>
             <w:tcBorders>
               <w:top w:val="none" w:color="FFFFFF" w:sz="0"/>
               <w:left w:val="none" w:color="FFFFFF" w:sz="0"/>
@@ -1776,169 +1373,25 @@
           </w:tcPr>
           <w:p>
             <w:pPr>
-              <w:keepNext/>
-              <w:keepLines/>
-              <w:spacing w:after="0" w:before="0" w:line="259"/>
-            </w:pPr>
-            <w:r>
-              <w:rPr>
-                <w:rFonts w:ascii="Figtree ExtraBold" w:cs="Figtree ExtraBold" w:eastAsia="Figtree ExtraBold" w:hAnsi="Figtree ExtraBold"/>
-                <w:color w:val="2A1A2E"/>
-                <w:sz w:val="19"/>
-                <w:szCs w:val="19"/>
-              </w:rPr>
-              <w:t xml:space="preserve">YourSpace — Piattaforma per la gestione dei processi assicurativi</w:t>
-            </w:r>
-          </w:p>
-          <w:p>
-            <w:pPr>
-              <w:keepNext/>
-              <w:keepLines/>
-              <w:spacing w:after="30" w:before="0" w:line="259"/>
-            </w:pPr>
-            <w:r>
-              <w:rPr>
-                <w:rFonts w:ascii="Figtree SemiBold" w:cs="Figtree SemiBold" w:eastAsia="Figtree SemiBold" w:hAnsi="Figtree SemiBold"/>
-                <w:color w:val="C2366E"/>
-                <w:sz w:val="16"/>
-                <w:szCs w:val="16"/>
-              </w:rPr>
-              <w:t xml:space="preserve">Insureteach</w:t>
-            </w:r>
-          </w:p>
-          <w:p>
-            <w:pPr>
-              <w:keepLines/>
-              <w:spacing w:after="30" w:before="0" w:line="259"/>
-            </w:pPr>
-            <w:r>
-              <w:rPr>
-                <w:rFonts w:ascii="Figtree" w:cs="Figtree" w:eastAsia="Figtree" w:hAnsi="Figtree"/>
-                <w:color w:val="5E5062"/>
-                <w:sz w:val="18"/>
-                <w:szCs w:val="18"/>
-              </w:rPr>
-              <w:t xml:space="preserve">Progettazione e sviluppo di una piattaforma integrata per la gestione di clienti, polizze, sinistri e trattative commerciali. Traduzione dei requisiti operativi e di compliance in flussi digitali, con automazione delle attività, gestione documentale e integrazione con i sistemi aziendali.</w:t>
-            </w:r>
-          </w:p>
-          <w:p>
-            <w:pPr>
-              <w:keepLines/>
-              <w:spacing w:after="180" w:before="0" w:line="259"/>
-            </w:pPr>
-            <w:r>
-              <w:rPr>
-                <w:rFonts w:ascii="Figtree Medium" w:cs="Figtree Medium" w:eastAsia="Figtree Medium" w:hAnsi="Figtree Medium"/>
-                <w:color w:val="2266B8"/>
-                <w:sz w:val="16"/>
-                <w:szCs w:val="16"/>
-              </w:rPr>
-              <w:t xml:space="preserve">Python/Flask · Node.js · SQL Server · Nginx</w:t>
-            </w:r>
-          </w:p>
-          <w:p>
-            <w:pPr>
-              <w:keepNext/>
-              <w:keepLines/>
-              <w:spacing w:after="0" w:before="0" w:line="259"/>
-            </w:pPr>
-            <w:r>
-              <w:rPr>
-                <w:rFonts w:ascii="Figtree ExtraBold" w:cs="Figtree ExtraBold" w:eastAsia="Figtree ExtraBold" w:hAnsi="Figtree ExtraBold"/>
-                <w:color w:val="2A1A2E"/>
-                <w:sz w:val="19"/>
-                <w:szCs w:val="19"/>
-              </w:rPr>
-              <w:t xml:space="preserve">Progetti di cybersecurity</w:t>
-            </w:r>
-          </w:p>
-          <w:p>
-            <w:pPr>
-              <w:keepNext/>
-              <w:keepLines/>
-              <w:spacing w:after="30" w:before="0" w:line="259"/>
-            </w:pPr>
-            <w:r>
-              <w:rPr>
-                <w:rFonts w:ascii="Figtree SemiBold" w:cs="Figtree SemiBold" w:eastAsia="Figtree SemiBold" w:hAnsi="Figtree SemiBold"/>
-                <w:color w:val="C2366E"/>
-                <w:sz w:val="16"/>
-                <w:szCs w:val="16"/>
-              </w:rPr>
-              <w:t xml:space="preserve">Edge Group</w:t>
-            </w:r>
-          </w:p>
-          <w:p>
-            <w:pPr>
-              <w:keepLines/>
-              <w:spacing w:after="30" w:before="0" w:line="259"/>
-            </w:pPr>
-            <w:r>
-              <w:rPr>
-                <w:rFonts w:ascii="Figtree" w:cs="Figtree" w:eastAsia="Figtree" w:hAnsi="Figtree"/>
-                <w:color w:val="5E5062"/>
-                <w:sz w:val="18"/>
-                <w:szCs w:val="18"/>
-              </w:rPr>
-              <w:t xml:space="preserve">Conduzione di penetration test, definizione del piano di remediation e gestione delle policy aziendali, applicate in modo uniforme grazie all’ecosistema Microsoft.</w:t>
-            </w:r>
-          </w:p>
-          <w:p>
-            <w:pPr>
-              <w:keepLines/>
-              <w:spacing w:after="180" w:before="0" w:line="259"/>
-            </w:pPr>
-            <w:r>
-              <w:rPr>
-                <w:rFonts w:ascii="Figtree Medium" w:cs="Figtree Medium" w:eastAsia="Figtree Medium" w:hAnsi="Figtree Medium"/>
-                <w:color w:val="2266B8"/>
-                <w:sz w:val="16"/>
-                <w:szCs w:val="16"/>
-              </w:rPr>
-              <w:t xml:space="preserve">VAPT · Remediation plan · Intune · Entra ID</w:t>
+              <w:keepLines/>
+              <w:spacing w:after="40" w:before="0" w:line="259"/>
+            </w:pPr>
+            <w:r>
+              <w:rPr>
+                <w:rFonts w:ascii="Figtree" w:cs="Figtree" w:eastAsia="Figtree" w:hAnsi="Figtree"/>
+                <w:color w:val="5E5062"/>
+                <w:sz w:val="18"/>
+                <w:szCs w:val="18"/>
+              </w:rPr>
+              <w:t xml:space="preserve">Entra ID, Exchange Online, SharePoint, multi-tenant, Intune, Samsung Knox</w:t>
             </w:r>
           </w:p>
         </w:tc>
       </w:tr>
-    </w:tbl>
-    <w:p>
-      <w:pPr>
-        <w:keepNext/>
-        <w:keepLines/>
-        <w:spacing w:after="100" w:before="0" w:line="259"/>
-      </w:pPr>
-      <w:r>
-        <w:rPr>
-          <w:rFonts w:ascii="Figtree SemiBold" w:cs="Figtree SemiBold" w:eastAsia="Figtree SemiBold" w:hAnsi="Figtree SemiBold"/>
-          <w:color w:val="5E5062"/>
-          <w:sz w:val="16"/>
-          <w:szCs w:val="16"/>
-        </w:rPr>
-        <w:t xml:space="preserve">Ricerca e progetti personali</w:t>
-      </w:r>
-    </w:p>
-    <w:tbl>
-      <w:tblPr>
-        <w:tblW w:type="dxa" w:w="10092"/>
-        <w:tblBorders>
-          <w:top w:val="none" w:color="FFFFFF" w:sz="0"/>
-          <w:left w:val="none" w:color="FFFFFF" w:sz="0"/>
-          <w:bottom w:val="none" w:color="FFFFFF" w:sz="0"/>
-          <w:right w:val="none" w:color="FFFFFF" w:sz="0"/>
-          <w:insideH w:val="none" w:color="FFFFFF" w:sz="0"/>
-          <w:insideV w:val="none" w:color="FFFFFF" w:sz="0"/>
-        </w:tblBorders>
-        <w:tblLayout w:type="fixed"/>
-      </w:tblPr>
-      <w:tblGrid>
-        <w:gridCol w:w="4791"/>
-        <w:gridCol w:w="510"/>
-        <w:gridCol w:w="4791"/>
-      </w:tblGrid>
       <w:tr>
         <w:tc>
           <w:tcPr>
-            <w:tcW w:type="dxa" w:w="4791"/>
+            <w:tcW w:type="dxa" w:w="2381"/>
             <w:tcBorders>
               <w:top w:val="none" w:color="FFFFFF" w:sz="0"/>
               <w:left w:val="none" w:color="FFFFFF" w:sz="0"/>
@@ -1955,70 +1408,23 @@
           </w:tcPr>
           <w:p>
             <w:pPr>
-              <w:keepNext/>
-              <w:keepLines/>
-              <w:spacing w:after="0" w:before="0" w:line="259"/>
+              <w:keepLines/>
+              <w:spacing w:after="40" w:before="0" w:line="259"/>
             </w:pPr>
             <w:r>
               <w:rPr>
                 <w:rFonts w:ascii="Figtree ExtraBold" w:cs="Figtree ExtraBold" w:eastAsia="Figtree ExtraBold" w:hAnsi="Figtree ExtraBold"/>
                 <w:color w:val="2A1A2E"/>
-                <w:sz w:val="19"/>
-                <w:szCs w:val="19"/>
-              </w:rPr>
-              <w:t xml:space="preserve">O.Di.Ri.S.</w:t>
-            </w:r>
-          </w:p>
-          <w:p>
-            <w:pPr>
-              <w:keepNext/>
-              <w:keepLines/>
-              <w:spacing w:after="30" w:before="0" w:line="259"/>
-            </w:pPr>
-            <w:r>
-              <w:rPr>
-                <w:rFonts w:ascii="Figtree SemiBold" w:cs="Figtree SemiBold" w:eastAsia="Figtree SemiBold" w:hAnsi="Figtree SemiBold"/>
-                <w:color w:val="C2366E"/>
-                <w:sz w:val="16"/>
-                <w:szCs w:val="16"/>
-              </w:rPr>
-              <w:t xml:space="preserve">Tesi magistrale · Insureteach</w:t>
-            </w:r>
-          </w:p>
-          <w:p>
-            <w:pPr>
-              <w:keepLines/>
-              <w:spacing w:after="30" w:before="0" w:line="259"/>
-            </w:pPr>
-            <w:r>
-              <w:rPr>
-                <w:rFonts w:ascii="Figtree" w:cs="Figtree" w:eastAsia="Figtree" w:hAnsi="Figtree"/>
-                <w:color w:val="5E5062"/>
-                <w:sz w:val="18"/>
-                <w:szCs w:val="18"/>
-              </w:rPr>
-              <w:t xml:space="preserve">Valutazione del rischio clinico-assicurativo delle strutture sanitarie: un agente vocale basato su LLM raccoglie gli eventi avversi e alimenta un indice di rischio (DM 232/2023).</w:t>
-            </w:r>
-          </w:p>
-          <w:p>
-            <w:pPr>
-              <w:keepLines/>
-              <w:spacing w:after="180" w:before="0" w:line="259"/>
-            </w:pPr>
-            <w:r>
-              <w:rPr>
-                <w:rFonts w:ascii="Figtree Medium" w:cs="Figtree Medium" w:eastAsia="Figtree Medium" w:hAnsi="Figtree Medium"/>
-                <w:color w:val="2266B8"/>
-                <w:sz w:val="16"/>
-                <w:szCs w:val="16"/>
-              </w:rPr>
-              <w:t xml:space="preserve">Python · LangGraph · LLM</w:t>
+                <w:sz w:val="17"/>
+                <w:szCs w:val="17"/>
+              </w:rPr>
+              <w:t xml:space="preserve">Automazione e migrazioni</w:t>
             </w:r>
           </w:p>
         </w:tc>
         <w:tc>
           <w:tcPr>
-            <w:tcW w:type="dxa" w:w="510"/>
+            <w:tcW w:type="dxa" w:w="7711"/>
             <w:tcBorders>
               <w:top w:val="none" w:color="FFFFFF" w:sz="0"/>
               <w:left w:val="none" w:color="FFFFFF" w:sz="0"/>
@@ -2036,22 +1442,24 @@
           <w:p>
             <w:pPr>
               <w:keepLines/>
-              <w:spacing w:after="0" w:before="0" w:line="259"/>
-            </w:pPr>
-            <w:r>
-              <w:rPr>
-                <w:rFonts w:ascii="Figtree" w:cs="Figtree" w:eastAsia="Figtree" w:hAnsi="Figtree"/>
-                <w:color w:val="2A1A2E"/>
-                <w:sz w:val="18"/>
-                <w:szCs w:val="18"/>
-              </w:rPr>
-              <w:t xml:space="preserve"/>
+              <w:spacing w:after="40" w:before="0" w:line="259"/>
+            </w:pPr>
+            <w:r>
+              <w:rPr>
+                <w:rFonts w:ascii="Figtree" w:cs="Figtree" w:eastAsia="Figtree" w:hAnsi="Figtree"/>
+                <w:color w:val="5E5062"/>
+                <w:sz w:val="18"/>
+                <w:szCs w:val="18"/>
+              </w:rPr>
+              <w:t xml:space="preserve">PowerShell, Microsoft Graph, ShareGate, MigrationWiz</w:t>
             </w:r>
           </w:p>
         </w:tc>
+      </w:tr>
+      <w:tr>
         <w:tc>
           <w:tcPr>
-            <w:tcW w:type="dxa" w:w="4791"/>
+            <w:tcW w:type="dxa" w:w="2381"/>
             <w:tcBorders>
               <w:top w:val="none" w:color="FFFFFF" w:sz="0"/>
               <w:left w:val="none" w:color="FFFFFF" w:sz="0"/>
@@ -2068,64 +1476,50 @@
           </w:tcPr>
           <w:p>
             <w:pPr>
-              <w:keepNext/>
-              <w:keepLines/>
-              <w:spacing w:after="0" w:before="0" w:line="259"/>
+              <w:keepLines/>
+              <w:spacing w:after="40" w:before="0" w:line="259"/>
             </w:pPr>
             <w:r>
               <w:rPr>
                 <w:rFonts w:ascii="Figtree ExtraBold" w:cs="Figtree ExtraBold" w:eastAsia="Figtree ExtraBold" w:hAnsi="Figtree ExtraBold"/>
                 <w:color w:val="2A1A2E"/>
-                <w:sz w:val="19"/>
-                <w:szCs w:val="19"/>
-              </w:rPr>
-              <w:t xml:space="preserve">Venetocore</w:t>
-            </w:r>
-          </w:p>
-          <w:p>
-            <w:pPr>
-              <w:keepNext/>
-              <w:keepLines/>
-              <w:spacing w:after="30" w:before="0" w:line="259"/>
-            </w:pPr>
-            <w:r>
-              <w:rPr>
-                <w:rFonts w:ascii="Figtree SemiBold" w:cs="Figtree SemiBold" w:eastAsia="Figtree SemiBold" w:hAnsi="Figtree SemiBold"/>
-                <w:color w:val="C2366E"/>
-                <w:sz w:val="16"/>
-                <w:szCs w:val="16"/>
-              </w:rPr>
-              <w:t xml:space="preserve">Progetto personale</w:t>
-            </w:r>
-          </w:p>
-          <w:p>
-            <w:pPr>
-              <w:keepLines/>
-              <w:spacing w:after="30" w:before="0" w:line="259"/>
-            </w:pPr>
-            <w:r>
-              <w:rPr>
-                <w:rFonts w:ascii="Figtree" w:cs="Figtree" w:eastAsia="Figtree" w:hAnsi="Figtree"/>
-                <w:color w:val="5E5062"/>
-                <w:sz w:val="18"/>
-                <w:szCs w:val="18"/>
-              </w:rPr>
-              <w:t xml:space="preserve">Gestionale di magazzino, ordini e design per una piccola startup di magliette nata tra amici, usabile da smartphone come PWA.</w:t>
-            </w:r>
-          </w:p>
-          <w:p>
-            <w:pPr>
-              <w:keepLines/>
-              <w:spacing w:after="180" w:before="0" w:line="259"/>
-            </w:pPr>
-            <w:r>
-              <w:rPr>
-                <w:rFonts w:ascii="Figtree Medium" w:cs="Figtree Medium" w:eastAsia="Figtree Medium" w:hAnsi="Figtree Medium"/>
-                <w:color w:val="2266B8"/>
-                <w:sz w:val="16"/>
-                <w:szCs w:val="16"/>
-              </w:rPr>
-              <w:t xml:space="preserve">JavaScript · Supabase · PostgreSQL · PWA</w:t>
+                <w:sz w:val="17"/>
+                <w:szCs w:val="17"/>
+              </w:rPr>
+              <w:t xml:space="preserve">Sviluppo e dati</w:t>
+            </w:r>
+          </w:p>
+        </w:tc>
+        <w:tc>
+          <w:tcPr>
+            <w:tcW w:type="dxa" w:w="7711"/>
+            <w:tcBorders>
+              <w:top w:val="none" w:color="FFFFFF" w:sz="0"/>
+              <w:left w:val="none" w:color="FFFFFF" w:sz="0"/>
+              <w:bottom w:val="none" w:color="FFFFFF" w:sz="0"/>
+              <w:right w:val="none" w:color="FFFFFF" w:sz="0"/>
+            </w:tcBorders>
+            <w:tcMar>
+              <w:top w:type="dxa" w:w="0"/>
+              <w:left w:type="dxa" w:w="0"/>
+              <w:bottom w:type="dxa" w:w="0"/>
+              <w:right w:type="dxa" w:w="0"/>
+            </w:tcMar>
+            <w:vAlign w:val="top"/>
+          </w:tcPr>
+          <w:p>
+            <w:pPr>
+              <w:keepLines/>
+              <w:spacing w:after="40" w:before="0" w:line="259"/>
+            </w:pPr>
+            <w:r>
+              <w:rPr>
+                <w:rFonts w:ascii="Figtree" w:cs="Figtree" w:eastAsia="Figtree" w:hAnsi="Figtree"/>
+                <w:color w:val="5E5062"/>
+                <w:sz w:val="18"/>
+                <w:szCs w:val="18"/>
+              </w:rPr>
+              <w:t xml:space="preserve">Python/Flask, Node.js, PostgreSQL, SQL Server, Nginx, Linux, Power BI</w:t>
             </w:r>
           </w:p>
         </w:tc>
@@ -2169,82 +1563,35 @@
           </w:tcPr>
           <w:p>
             <w:pPr>
-              <w:keepNext/>
+              <w:keepLines/>
+              <w:spacing w:after="0" w:before="0" w:line="560" w:lineRule="exact"/>
+            </w:pPr>
+            <w:r>
+              <w:rPr>
+                <w:rFonts w:ascii="Figtree" w:cs="Figtree" w:eastAsia="Figtree" w:hAnsi="Figtree"/>
+                <w:color w:val="2A1A2E"/>
+                <w:sz w:val="18"/>
+                <w:szCs w:val="18"/>
+              </w:rPr>
+              <w:t xml:space="preserve"/>
+            </w:r>
+          </w:p>
+          <w:p>
+            <w:pPr>
               <w:keepLines/>
               <w:pBdr>
-                <w:bottom w:val="single" w:color="E6E0E4" w:sz="4" w:space="4"/>
+                <w:top w:val="single" w:color="B9AEB5" w:sz="4" w:space="4"/>
               </w:pBdr>
-              <w:spacing w:after="120" w:before="200" w:line="259"/>
-            </w:pPr>
-            <w:r>
-              <w:rPr>
-                <w:rFonts w:ascii="Figtree ExtraBold" w:cs="Figtree ExtraBold" w:eastAsia="Figtree ExtraBold" w:hAnsi="Figtree ExtraBold"/>
-                <w:color w:val="2266B8"/>
-                <w:spacing w:val="26"/>
+              <w:spacing w:after="0" w:before="0" w:line="259"/>
+            </w:pPr>
+            <w:r>
+              <w:rPr>
+                <w:rFonts w:ascii="Figtree" w:cs="Figtree" w:eastAsia="Figtree" w:hAnsi="Figtree"/>
+                <w:color w:val="5E5062"/>
                 <w:sz w:val="16"/>
                 <w:szCs w:val="16"/>
               </w:rPr>
-              <w:t xml:space="preserve">MUSICA</w:t>
-            </w:r>
-          </w:p>
-          <w:p>
-            <w:pPr>
-              <w:keepLines/>
-              <w:spacing w:after="30" w:before="0" w:line="259"/>
-            </w:pPr>
-            <w:r>
-              <w:rPr>
-                <w:rFonts w:ascii="Figtree" w:cs="Figtree" w:eastAsia="Figtree" w:hAnsi="Figtree"/>
-                <w:color w:val="5E5062"/>
-                <w:sz w:val="18"/>
-                <w:szCs w:val="18"/>
-              </w:rPr>
-              <w:t xml:space="preserve">Certificazioni pre-accademiche, livello A</w:t>
-            </w:r>
-          </w:p>
-          <w:p>
-            <w:pPr>
-              <w:keepLines/>
-              <w:spacing w:after="20" w:before="0" w:line="259"/>
-            </w:pPr>
-            <w:r>
-              <w:rPr>
-                <w:rFonts w:ascii="Figtree SemiBold" w:cs="Figtree SemiBold" w:eastAsia="Figtree SemiBold" w:hAnsi="Figtree SemiBold"/>
-                <w:color w:val="2A1A2E"/>
-                <w:sz w:val="18"/>
-                <w:szCs w:val="18"/>
-              </w:rPr>
-              <w:t xml:space="preserve">Pianoforte</w:t>
-            </w:r>
-          </w:p>
-          <w:p>
-            <w:pPr>
-              <w:keepLines/>
-              <w:spacing w:after="20" w:before="0" w:line="259"/>
-            </w:pPr>
-            <w:r>
-              <w:rPr>
-                <w:rFonts w:ascii="Figtree SemiBold" w:cs="Figtree SemiBold" w:eastAsia="Figtree SemiBold" w:hAnsi="Figtree SemiBold"/>
-                <w:color w:val="2A1A2E"/>
-                <w:sz w:val="18"/>
-                <w:szCs w:val="18"/>
-              </w:rPr>
-              <w:t xml:space="preserve">Teoria, ritmica e percezione musicale</w:t>
-            </w:r>
-          </w:p>
-          <w:p>
-            <w:pPr>
-              <w:keepLines/>
-              <w:spacing w:after="0" w:before="30" w:line="259"/>
-            </w:pPr>
-            <w:r>
-              <w:rPr>
-                <w:rFonts w:ascii="Figtree" w:cs="Figtree" w:eastAsia="Figtree" w:hAnsi="Figtree"/>
-                <w:color w:val="5E5062"/>
-                <w:sz w:val="18"/>
-                <w:szCs w:val="18"/>
-              </w:rPr>
-              <w:t xml:space="preserve">Conservatorio Agostino Steffani · Vittorio Veneto</w:t>
+              <w:t xml:space="preserve">Luogo e data</w:t>
             </w:r>
           </w:p>
         </w:tc>
@@ -2300,181 +1647,8 @@
           </w:tcPr>
           <w:p>
             <w:pPr>
-              <w:keepNext/>
-              <w:keepLines/>
-              <w:pBdr>
-                <w:bottom w:val="single" w:color="E6E0E4" w:sz="4" w:space="4"/>
-              </w:pBdr>
-              <w:spacing w:after="120" w:before="200" w:line="259"/>
-            </w:pPr>
-            <w:r>
-              <w:rPr>
-                <w:rFonts w:ascii="Figtree ExtraBold" w:cs="Figtree ExtraBold" w:eastAsia="Figtree ExtraBold" w:hAnsi="Figtree ExtraBold"/>
-                <w:color w:val="2266B8"/>
-                <w:spacing w:val="26"/>
-                <w:sz w:val="16"/>
-                <w:szCs w:val="16"/>
-              </w:rPr>
-              <w:t xml:space="preserve">INTERESSI</w:t>
-            </w:r>
-          </w:p>
-          <w:p>
-            <w:pPr>
-              <w:keepLines/>
-              <w:spacing w:after="0" w:before="0" w:line="259"/>
-            </w:pPr>
-            <w:r>
-              <w:rPr>
-                <w:rFonts w:ascii="Figtree" w:cs="Figtree" w:eastAsia="Figtree" w:hAnsi="Figtree"/>
-                <w:color w:val="5E5062"/>
-                <w:sz w:val="18"/>
-                <w:szCs w:val="18"/>
-              </w:rPr>
-              <w:t xml:space="preserve">Curiosa per natura: in cucina sperimento ricette da tutto il mondo, in musica passo dal pianoforte a generi lontanissimi. Giro i mercatini dell’usato a caccia di oggetti con una storia, ed è da lì che è nata la mia passione per il design.</w:t>
-            </w:r>
-          </w:p>
-        </w:tc>
-      </w:tr>
-    </w:tbl>
-    <w:p>
-      <w:pPr>
-        <w:keepLines/>
-        <w:spacing w:after="0" w:before="300" w:line="259"/>
-      </w:pPr>
-      <w:r>
-        <w:rPr>
-          <w:rFonts w:ascii="Figtree" w:cs="Figtree" w:eastAsia="Figtree" w:hAnsi="Figtree"/>
-          <w:color w:val="5E5062"/>
-          <w:sz w:val="14"/>
-          <w:szCs w:val="14"/>
-        </w:rPr>
-        <w:t xml:space="preserve">Autorizzo il trattamento dei dati personali contenuti nel curriculum vitae ai sensi del Regolamento UE 2016/679 (GDPR).</w:t>
-      </w:r>
-    </w:p>
-    <w:tbl>
-      <w:tblPr>
-        <w:tblW w:type="dxa" w:w="10092"/>
-        <w:tblBorders>
-          <w:top w:val="none" w:color="FFFFFF" w:sz="0"/>
-          <w:left w:val="none" w:color="FFFFFF" w:sz="0"/>
-          <w:bottom w:val="none" w:color="FFFFFF" w:sz="0"/>
-          <w:right w:val="none" w:color="FFFFFF" w:sz="0"/>
-          <w:insideH w:val="none" w:color="FFFFFF" w:sz="0"/>
-          <w:insideV w:val="none" w:color="FFFFFF" w:sz="0"/>
-        </w:tblBorders>
-        <w:tblLayout w:type="fixed"/>
-      </w:tblPr>
-      <w:tblGrid>
-        <w:gridCol w:w="4791"/>
-        <w:gridCol w:w="510"/>
-        <w:gridCol w:w="4791"/>
-      </w:tblGrid>
-      <w:tr>
-        <w:tc>
-          <w:tcPr>
-            <w:tcW w:type="dxa" w:w="4791"/>
-            <w:tcBorders>
-              <w:top w:val="none" w:color="FFFFFF" w:sz="0"/>
-              <w:left w:val="none" w:color="FFFFFF" w:sz="0"/>
-              <w:bottom w:val="none" w:color="FFFFFF" w:sz="0"/>
-              <w:right w:val="none" w:color="FFFFFF" w:sz="0"/>
-            </w:tcBorders>
-            <w:tcMar>
-              <w:top w:type="dxa" w:w="0"/>
-              <w:left w:type="dxa" w:w="0"/>
-              <w:bottom w:type="dxa" w:w="0"/>
-              <w:right w:type="dxa" w:w="0"/>
-            </w:tcMar>
-            <w:vAlign w:val="top"/>
-          </w:tcPr>
-          <w:p>
-            <w:pPr>
-              <w:keepLines/>
-              <w:spacing w:after="0" w:before="0" w:line="600" w:lineRule="exact"/>
-            </w:pPr>
-            <w:r>
-              <w:rPr>
-                <w:rFonts w:ascii="Figtree" w:cs="Figtree" w:eastAsia="Figtree" w:hAnsi="Figtree"/>
-                <w:color w:val="2A1A2E"/>
-                <w:sz w:val="18"/>
-                <w:szCs w:val="18"/>
-              </w:rPr>
-              <w:t xml:space="preserve"/>
-            </w:r>
-          </w:p>
-          <w:p>
-            <w:pPr>
-              <w:keepLines/>
-              <w:pBdr>
-                <w:top w:val="single" w:color="B9AEB5" w:sz="4" w:space="4"/>
-              </w:pBdr>
-              <w:spacing w:after="0" w:before="0" w:line="259"/>
-            </w:pPr>
-            <w:r>
-              <w:rPr>
-                <w:rFonts w:ascii="Figtree" w:cs="Figtree" w:eastAsia="Figtree" w:hAnsi="Figtree"/>
-                <w:color w:val="5E5062"/>
-                <w:sz w:val="16"/>
-                <w:szCs w:val="16"/>
-              </w:rPr>
-              <w:t xml:space="preserve">Luogo e data</w:t>
-            </w:r>
-          </w:p>
-        </w:tc>
-        <w:tc>
-          <w:tcPr>
-            <w:tcW w:type="dxa" w:w="510"/>
-            <w:tcBorders>
-              <w:top w:val="none" w:color="FFFFFF" w:sz="0"/>
-              <w:left w:val="none" w:color="FFFFFF" w:sz="0"/>
-              <w:bottom w:val="none" w:color="FFFFFF" w:sz="0"/>
-              <w:right w:val="none" w:color="FFFFFF" w:sz="0"/>
-            </w:tcBorders>
-            <w:tcMar>
-              <w:top w:type="dxa" w:w="0"/>
-              <w:left w:type="dxa" w:w="0"/>
-              <w:bottom w:type="dxa" w:w="0"/>
-              <w:right w:type="dxa" w:w="0"/>
-            </w:tcMar>
-            <w:vAlign w:val="top"/>
-          </w:tcPr>
-          <w:p>
-            <w:pPr>
-              <w:keepLines/>
-              <w:spacing w:after="0" w:before="0" w:line="259"/>
-            </w:pPr>
-            <w:r>
-              <w:rPr>
-                <w:rFonts w:ascii="Figtree" w:cs="Figtree" w:eastAsia="Figtree" w:hAnsi="Figtree"/>
-                <w:color w:val="2A1A2E"/>
-                <w:sz w:val="18"/>
-                <w:szCs w:val="18"/>
-              </w:rPr>
-              <w:t xml:space="preserve"/>
-            </w:r>
-          </w:p>
-        </w:tc>
-        <w:tc>
-          <w:tcPr>
-            <w:tcW w:type="dxa" w:w="4791"/>
-            <w:tcBorders>
-              <w:top w:val="none" w:color="FFFFFF" w:sz="0"/>
-              <w:left w:val="none" w:color="FFFFFF" w:sz="0"/>
-              <w:bottom w:val="none" w:color="FFFFFF" w:sz="0"/>
-              <w:right w:val="none" w:color="FFFFFF" w:sz="0"/>
-            </w:tcBorders>
-            <w:tcMar>
-              <w:top w:type="dxa" w:w="0"/>
-              <w:left w:type="dxa" w:w="0"/>
-              <w:bottom w:type="dxa" w:w="0"/>
-              <w:right w:type="dxa" w:w="0"/>
-            </w:tcMar>
-            <w:vAlign w:val="top"/>
-          </w:tcPr>
-          <w:p>
-            <w:pPr>
-              <w:keepLines/>
-              <w:spacing w:after="0" w:before="0" w:line="600" w:lineRule="exact"/>
+              <w:keepLines/>
+              <w:spacing w:after="0" w:before="0" w:line="560" w:lineRule="exact"/>
             </w:pPr>
             <w:r>
               <w:rPr>
@@ -2510,7 +1684,7 @@
     <w:sectPr>
       <w:footerReference w:type="default" r:id="rId7"/>
       <w:pgSz w:w="11906" w:h="16838" w:orient="portrait"/>
-      <w:pgMar w:top="737" w:right="907" w:bottom="851" w:left="907" w:header="708" w:footer="454" w:gutter="0"/>
+      <w:pgMar w:top="737" w:right="907" w:bottom="1021" w:left="907" w:header="708" w:footer="397" w:gutter="0"/>
       <w:pgNumType/>
       <w:docGrid w:linePitch="360"/>
     </w:sectPr>
@@ -2567,62 +1741,43 @@
       <w:pBdr>
         <w:top w:val="single" w:color="E6E0E4" w:sz="4" w:space="6"/>
       </w:pBdr>
-      <w:tabs>
-        <w:tab w:val="right" w:pos="10092"/>
-      </w:tabs>
       <w:spacing w:after="0" w:before="0" w:line="259"/>
     </w:pPr>
     <w:r>
       <w:rPr>
         <w:rFonts w:ascii="Figtree" w:cs="Figtree" w:eastAsia="Figtree" w:hAnsi="Figtree"/>
         <w:color w:val="5E5062"/>
-        <w:sz w:val="14"/>
-        <w:szCs w:val="14"/>
+        <w:sz w:val="13"/>
+        <w:szCs w:val="13"/>
       </w:rPr>
-      <w:t xml:space="preserve">Elisabetta Chisso · elisabettachisso.com</w:t>
+      <w:t xml:space="preserve">Autorizzo il trattamento dei dati personali contenuti nel curriculum vitae ai sensi del Regolamento UE 2016/679 (GDPR).</w:t>
     </w:r>
-    <w:r>
-      <w:rPr>
-        <w:rFonts w:ascii="Figtree" w:cs="Figtree" w:eastAsia="Figtree" w:hAnsi="Figtree"/>
-        <w:color w:val="2A1A2E"/>
-        <w:sz w:val="14"/>
-        <w:szCs w:val="14"/>
-      </w:rPr>
-      <w:t xml:space="preserve">	</w:t>
-    </w:r>
+  </w:p>
+  <w:p>
+    <w:pPr>
+      <w:keepLines/>
+      <w:spacing w:after="0" w:before="0" w:line="259"/>
+    </w:pPr>
     <w:r>
       <w:rPr>
         <w:rFonts w:ascii="Figtree" w:cs="Figtree" w:eastAsia="Figtree" w:hAnsi="Figtree"/>
         <w:color w:val="5E5062"/>
-        <w:sz w:val="14"/>
-        <w:szCs w:val="14"/>
+        <w:sz w:val="13"/>
+        <w:szCs w:val="13"/>
       </w:rPr>
-      <w:fldChar w:fldCharType="begin"/>
-      <w:instrText xml:space="preserve">PAGE</w:instrText>
-      <w:fldChar w:fldCharType="separate"/>
-      <w:fldChar w:fldCharType="end"/>
+      <w:t xml:space="preserve">Progetti, approfondimenti e blog su </w:t>
     </w:r>
-    <w:r>
-      <w:rPr>
-        <w:rFonts w:ascii="Figtree" w:cs="Figtree" w:eastAsia="Figtree" w:hAnsi="Figtree"/>
-        <w:color w:val="5E5062"/>
-        <w:sz w:val="14"/>
-        <w:szCs w:val="14"/>
-      </w:rPr>
-      <w:t xml:space="preserve">/</w:t>
-    </w:r>
-    <w:r>
-      <w:rPr>
-        <w:rFonts w:ascii="Figtree" w:cs="Figtree" w:eastAsia="Figtree" w:hAnsi="Figtree"/>
-        <w:color w:val="5E5062"/>
-        <w:sz w:val="14"/>
-        <w:szCs w:val="14"/>
-      </w:rPr>
-      <w:fldChar w:fldCharType="begin"/>
-      <w:instrText xml:space="preserve">NUMPAGES</w:instrText>
-      <w:fldChar w:fldCharType="separate"/>
-      <w:fldChar w:fldCharType="end"/>
-    </w:r>
+    <w:hyperlink w:history="1" r:id="rIdywhc8cjzoymsrzrk99alv">
+      <w:r>
+        <w:rPr>
+          <w:rFonts w:ascii="Figtree SemiBold" w:cs="Figtree SemiBold" w:eastAsia="Figtree SemiBold" w:hAnsi="Figtree SemiBold"/>
+          <w:color w:val="C2366E"/>
+          <w:sz w:val="13"/>
+          <w:szCs w:val="13"/>
+        </w:rPr>
+        <w:t xml:space="preserve">elisabettachisso.com</w:t>
+      </w:r>
+    </w:hyperlink>
   </w:p>
 </w:ftr>
 </file>
